--- a/CAPSTONE/Fase_2/Evidencias_Proyecto/SRS especificación de requisitos.docx
+++ b/CAPSTONE/Fase_2/Evidencias_Proyecto/SRS especificación de requisitos.docx
@@ -841,7 +841,7 @@
                 <w:noProof/>
                 <w:webHidden/>
               </w:rPr>
-              <w:t>6</w:t>
+              <w:t>5</w:t>
             </w:r>
             <w:r>
               <w:rPr>
@@ -1243,21 +1243,7 @@
           <w:rFonts w:ascii="Arial" w:hAnsi="Arial" w:cs="Arial"/>
           <w:lang w:val="es-CL"/>
         </w:rPr>
-        <w:t>AloApp se desarrolla con una metodología</w:t>
-      </w:r>
-      <w:r>
-        <w:rPr>
-          <w:rFonts w:ascii="Arial" w:hAnsi="Arial" w:cs="Arial"/>
-          <w:lang w:val="es-CL"/>
-        </w:rPr>
-        <w:t xml:space="preserve"> </w:t>
-      </w:r>
-      <w:r>
-        <w:rPr>
-          <w:rFonts w:ascii="Arial" w:hAnsi="Arial" w:cs="Arial"/>
-          <w:lang w:val="es-CL"/>
-        </w:rPr>
-        <w:t>en cascada, en la que la especificación de requisitos es un artefacto central de la etapa de análisis. Este documento es la SRS del proyecto: reúne los requisitos funcionales, los requisitos no funcionales, los actores, las interfaces y las reglas que describen lo que la aplicación debe hacer y bajo qué condiciones de calidad.</w:t>
+        <w:t>AloApp se desarrolla con una metodología tradicional o en cascada, en la que la especificación de requisitos es un artefacto central de la etapa de análisis. Este documento es la SRS del proyecto: reúne los requisitos funcionales, los requisitos no funcionales, los actores, las interfaces y las reglas que describen lo que la aplicación debe hacer y bajo qué condiciones de calidad.</w:t>
       </w:r>
     </w:p>
     <w:p>
@@ -1274,7 +1260,7 @@
           <w:rFonts w:ascii="Arial" w:hAnsi="Arial" w:cs="Arial"/>
           <w:lang w:val="es-CL"/>
         </w:rPr>
-        <w:t>Parte de la Especificación de Requerimientos de Fase 1 (RF-01 a RF-07 y RNF-01 a RNF-06) y la completa con los requisitos que se derivan del código implementado. Esos requisitos derivados están identificados como tales y quedan pendientes de confirmación por el equipo. El documento sigue la estructura de ISO/IEC/IEEE 29148 como referencia de organización, pero no se presenta como una especificación certificada conforme a esa norma.</w:t>
+        <w:t>Parte de la Especificación de Requerimientos de Fase 1 (RF-01 a RF-07 y RNF-01 a RNF-06) y la completa con los requisitos que se derivan del código implementado. Esos requisitos derivados están identificados como tales, con origen Código. El documento sigue la estructura de ISO/IEC/IEEE 29148 como referencia de organización.</w:t>
       </w:r>
     </w:p>
     <w:p>
@@ -1328,7 +1314,7 @@
           <w:rFonts w:ascii="Arial" w:hAnsi="Arial" w:cs="Arial"/>
           <w:lang w:val="es-CL"/>
         </w:rPr>
-        <w:t>El alcance de la SRS es el del Documento de inicio del proyecto: lo que la aplicación hace al corte de este documento. La firma digital y el panel administrativo existen como pantallas en borrador y no se especifican como requisitos vigentes. Esta versión no incorpora entrevistas ni mediciones que no consten en la evidencia del repositorio.</w:t>
+        <w:t>El alcance de la SRS es el del Documento de inicio del proyecto: lo que la aplicación hace al corte de este documento. La firma digital y el panel administrativo se proyectan como evolución futura y no se incluyen en esta versión.</w:t>
       </w:r>
     </w:p>
     <w:p>
@@ -1907,7 +1893,6 @@
                 <w:sz w:val="19"/>
                 <w:szCs w:val="19"/>
               </w:rPr>
-              <w:lastRenderedPageBreak/>
               <w:t>Aceptación</w:t>
             </w:r>
           </w:p>
@@ -1961,6 +1946,1953 @@
                 <w:szCs w:val="19"/>
               </w:rPr>
               <w:t>Caso, resultado y cobertura de requisitos</w:t>
+            </w:r>
+          </w:p>
+        </w:tc>
+      </w:tr>
+    </w:tbl>
+    <w:p>
+      <w:pPr>
+        <w:spacing w:after="20" w:line="360" w:lineRule="auto"/>
+        <w:jc w:val="both"/>
+        <w:rPr>
+          <w:rFonts w:ascii="Arial" w:hAnsi="Arial" w:cs="Arial"/>
+          <w:lang w:val="es-CL"/>
+        </w:rPr>
+      </w:pPr>
+    </w:p>
+    <w:p>
+      <w:pPr>
+        <w:pStyle w:val="Ttulo1"/>
+        <w:spacing w:line="360" w:lineRule="auto"/>
+        <w:jc w:val="both"/>
+        <w:rPr>
+          <w:rFonts w:ascii="Arial" w:hAnsi="Arial" w:cs="Arial"/>
+          <w:lang w:val="es-CL"/>
+        </w:rPr>
+      </w:pPr>
+      <w:bookmarkStart w:id="4" w:name="_Toc242035814"/>
+      <w:r>
+        <w:rPr>
+          <w:rFonts w:ascii="Arial" w:hAnsi="Arial" w:cs="Arial"/>
+          <w:lang w:val="es-CL"/>
+        </w:rPr>
+        <w:lastRenderedPageBreak/>
+        <w:t>4 Requisitos funcionales y reglas de negocio</w:t>
+      </w:r>
+      <w:bookmarkEnd w:id="4"/>
+    </w:p>
+    <w:p>
+      <w:pPr>
+        <w:spacing w:line="360" w:lineRule="auto"/>
+        <w:jc w:val="both"/>
+        <w:rPr>
+          <w:rFonts w:ascii="Arial" w:hAnsi="Arial" w:cs="Arial"/>
+          <w:lang w:val="es-CL"/>
+        </w:rPr>
+      </w:pPr>
+      <w:r>
+        <w:rPr>
+          <w:rFonts w:ascii="Arial" w:hAnsi="Arial" w:cs="Arial"/>
+          <w:lang w:val="es-CL"/>
+        </w:rPr>
+        <w:t>Un requisito funcional describe una capacidad que el técnico puede ejercer o que el sistema debe cumplir. Los requisitos RF-01 a RF-07 provienen de la Especificación de Requerimientos de Fase 1. Los requisitos RF-08 a RF-16 se derivan del código implementado y se identifican con origen Código.</w:t>
+      </w:r>
+    </w:p>
+    <w:tbl>
+      <w:tblPr>
+        <w:tblStyle w:val="a0"/>
+        <w:tblW w:w="9649" w:type="dxa"/>
+        <w:jc w:val="center"/>
+        <w:tblBorders>
+          <w:top w:val="single" w:sz="4" w:space="0" w:color="D9D9D9"/>
+          <w:left w:val="single" w:sz="4" w:space="0" w:color="D9D9D9"/>
+          <w:bottom w:val="single" w:sz="4" w:space="0" w:color="D9D9D9"/>
+          <w:right w:val="single" w:sz="4" w:space="0" w:color="D9D9D9"/>
+          <w:insideH w:val="single" w:sz="4" w:space="0" w:color="D9D9D9"/>
+          <w:insideV w:val="single" w:sz="4" w:space="0" w:color="D9D9D9"/>
+        </w:tblBorders>
+        <w:tblLayout w:type="fixed"/>
+        <w:tblLook w:val="0400" w:firstRow="0" w:lastRow="0" w:firstColumn="0" w:lastColumn="0" w:noHBand="0" w:noVBand="1"/>
+      </w:tblPr>
+      <w:tblGrid>
+        <w:gridCol w:w="900"/>
+        <w:gridCol w:w="5249"/>
+        <w:gridCol w:w="1300"/>
+        <w:gridCol w:w="2200"/>
+      </w:tblGrid>
+      <w:tr>
+        <w:trPr>
+          <w:cantSplit/>
+          <w:tblHeader/>
+          <w:jc w:val="center"/>
+        </w:trPr>
+        <w:tc>
+          <w:tcPr>
+            <w:tcW w:w="900" w:type="dxa"/>
+            <w:shd w:val="clear" w:color="auto" w:fill="404040"/>
+            <w:vAlign w:val="center"/>
+          </w:tcPr>
+          <w:p>
+            <w:pPr>
+              <w:spacing w:after="0" w:line="360" w:lineRule="auto"/>
+              <w:jc w:val="both"/>
+              <w:rPr>
+                <w:rFonts w:ascii="Arial" w:hAnsi="Arial" w:cs="Arial"/>
+              </w:rPr>
+            </w:pPr>
+            <w:r>
+              <w:rPr>
+                <w:rFonts w:ascii="Arial" w:hAnsi="Arial" w:cs="Arial"/>
+                <w:b/>
+                <w:bCs/>
+                <w:color w:val="FFFFFF"/>
+                <w:sz w:val="19"/>
+                <w:szCs w:val="19"/>
+              </w:rPr>
+              <w:t>ID</w:t>
+            </w:r>
+          </w:p>
+        </w:tc>
+        <w:tc>
+          <w:tcPr>
+            <w:tcW w:w="5249" w:type="dxa"/>
+            <w:shd w:val="clear" w:color="auto" w:fill="404040"/>
+            <w:vAlign w:val="center"/>
+          </w:tcPr>
+          <w:p>
+            <w:pPr>
+              <w:spacing w:after="0" w:line="360" w:lineRule="auto"/>
+              <w:jc w:val="both"/>
+              <w:rPr>
+                <w:rFonts w:ascii="Arial" w:hAnsi="Arial" w:cs="Arial"/>
+              </w:rPr>
+            </w:pPr>
+            <w:r>
+              <w:rPr>
+                <w:rFonts w:ascii="Arial" w:hAnsi="Arial" w:cs="Arial"/>
+                <w:b/>
+                <w:bCs/>
+                <w:color w:val="FFFFFF"/>
+                <w:sz w:val="19"/>
+                <w:szCs w:val="19"/>
+              </w:rPr>
+              <w:t>Requerimiento</w:t>
+            </w:r>
+          </w:p>
+        </w:tc>
+        <w:tc>
+          <w:tcPr>
+            <w:tcW w:w="1300" w:type="dxa"/>
+            <w:shd w:val="clear" w:color="auto" w:fill="404040"/>
+            <w:vAlign w:val="center"/>
+          </w:tcPr>
+          <w:p>
+            <w:pPr>
+              <w:spacing w:after="0" w:line="360" w:lineRule="auto"/>
+              <w:jc w:val="both"/>
+              <w:rPr>
+                <w:rFonts w:ascii="Arial" w:hAnsi="Arial" w:cs="Arial"/>
+              </w:rPr>
+            </w:pPr>
+            <w:r>
+              <w:rPr>
+                <w:rFonts w:ascii="Arial" w:hAnsi="Arial" w:cs="Arial"/>
+                <w:b/>
+                <w:bCs/>
+                <w:color w:val="FFFFFF"/>
+                <w:sz w:val="19"/>
+                <w:szCs w:val="19"/>
+              </w:rPr>
+              <w:t>Prioridad</w:t>
+            </w:r>
+          </w:p>
+        </w:tc>
+        <w:tc>
+          <w:tcPr>
+            <w:tcW w:w="2200" w:type="dxa"/>
+            <w:shd w:val="clear" w:color="auto" w:fill="404040"/>
+            <w:vAlign w:val="center"/>
+          </w:tcPr>
+          <w:p>
+            <w:pPr>
+              <w:spacing w:after="0" w:line="360" w:lineRule="auto"/>
+              <w:jc w:val="both"/>
+              <w:rPr>
+                <w:rFonts w:ascii="Arial" w:hAnsi="Arial" w:cs="Arial"/>
+              </w:rPr>
+            </w:pPr>
+            <w:r>
+              <w:rPr>
+                <w:rFonts w:ascii="Arial" w:hAnsi="Arial" w:cs="Arial"/>
+                <w:b/>
+                <w:bCs/>
+                <w:color w:val="FFFFFF"/>
+                <w:sz w:val="19"/>
+                <w:szCs w:val="19"/>
+              </w:rPr>
+              <w:t>Origen</w:t>
+            </w:r>
+          </w:p>
+        </w:tc>
+      </w:tr>
+      <w:tr>
+        <w:trPr>
+          <w:cantSplit/>
+          <w:jc w:val="center"/>
+        </w:trPr>
+        <w:tc>
+          <w:tcPr>
+            <w:tcW w:w="900" w:type="dxa"/>
+            <w:shd w:val="clear" w:color="auto" w:fill="FFFFFF"/>
+            <w:vAlign w:val="center"/>
+          </w:tcPr>
+          <w:p>
+            <w:pPr>
+              <w:spacing w:after="0" w:line="360" w:lineRule="auto"/>
+              <w:jc w:val="both"/>
+              <w:rPr>
+                <w:rFonts w:ascii="Arial" w:hAnsi="Arial" w:cs="Arial"/>
+              </w:rPr>
+            </w:pPr>
+            <w:r>
+              <w:rPr>
+                <w:rFonts w:ascii="Arial" w:hAnsi="Arial" w:cs="Arial"/>
+                <w:color w:val="000000"/>
+                <w:sz w:val="19"/>
+                <w:szCs w:val="19"/>
+              </w:rPr>
+              <w:t>RF-01</w:t>
+            </w:r>
+          </w:p>
+        </w:tc>
+        <w:tc>
+          <w:tcPr>
+            <w:tcW w:w="5249" w:type="dxa"/>
+            <w:shd w:val="clear" w:color="auto" w:fill="FFFFFF"/>
+            <w:vAlign w:val="center"/>
+          </w:tcPr>
+          <w:p>
+            <w:pPr>
+              <w:spacing w:after="0" w:line="360" w:lineRule="auto"/>
+              <w:jc w:val="both"/>
+              <w:rPr>
+                <w:rFonts w:ascii="Arial" w:hAnsi="Arial" w:cs="Arial"/>
+              </w:rPr>
+            </w:pPr>
+            <w:r>
+              <w:rPr>
+                <w:rFonts w:ascii="Arial" w:hAnsi="Arial" w:cs="Arial"/>
+                <w:color w:val="000000"/>
+                <w:sz w:val="19"/>
+                <w:szCs w:val="19"/>
+              </w:rPr>
+              <w:t>El sistema debe permitir que el técnico se identifique con sus credenciales</w:t>
+            </w:r>
+          </w:p>
+        </w:tc>
+        <w:tc>
+          <w:tcPr>
+            <w:tcW w:w="1300" w:type="dxa"/>
+            <w:shd w:val="clear" w:color="auto" w:fill="FFFFFF"/>
+            <w:vAlign w:val="center"/>
+          </w:tcPr>
+          <w:p>
+            <w:pPr>
+              <w:spacing w:after="0" w:line="360" w:lineRule="auto"/>
+              <w:jc w:val="both"/>
+              <w:rPr>
+                <w:rFonts w:ascii="Arial" w:hAnsi="Arial" w:cs="Arial"/>
+                <w:lang w:val="es-CL"/>
+              </w:rPr>
+            </w:pPr>
+            <w:r>
+              <w:rPr>
+                <w:rFonts w:ascii="Arial" w:hAnsi="Arial" w:cs="Arial"/>
+                <w:color w:val="000000"/>
+                <w:sz w:val="19"/>
+                <w:szCs w:val="19"/>
+                <w:lang w:val="es-CL"/>
+              </w:rPr>
+              <w:t>Alta</w:t>
+            </w:r>
+          </w:p>
+        </w:tc>
+        <w:tc>
+          <w:tcPr>
+            <w:tcW w:w="2200" w:type="dxa"/>
+            <w:shd w:val="clear" w:color="auto" w:fill="FFFFFF"/>
+            <w:vAlign w:val="center"/>
+          </w:tcPr>
+          <w:p>
+            <w:pPr>
+              <w:spacing w:after="0" w:line="360" w:lineRule="auto"/>
+              <w:jc w:val="both"/>
+              <w:rPr>
+                <w:rFonts w:ascii="Arial" w:hAnsi="Arial" w:cs="Arial"/>
+                <w:lang w:val="es-CL"/>
+              </w:rPr>
+            </w:pPr>
+            <w:r>
+              <w:rPr>
+                <w:rFonts w:ascii="Arial" w:hAnsi="Arial" w:cs="Arial"/>
+                <w:color w:val="000000"/>
+                <w:sz w:val="19"/>
+                <w:szCs w:val="19"/>
+                <w:lang w:val="es-CL"/>
+              </w:rPr>
+              <w:t>Fase 1</w:t>
+            </w:r>
+          </w:p>
+        </w:tc>
+      </w:tr>
+      <w:tr>
+        <w:trPr>
+          <w:cantSplit/>
+          <w:jc w:val="center"/>
+        </w:trPr>
+        <w:tc>
+          <w:tcPr>
+            <w:tcW w:w="900" w:type="dxa"/>
+            <w:shd w:val="clear" w:color="auto" w:fill="F4F4F4"/>
+            <w:vAlign w:val="center"/>
+          </w:tcPr>
+          <w:p>
+            <w:pPr>
+              <w:spacing w:after="0" w:line="360" w:lineRule="auto"/>
+              <w:jc w:val="both"/>
+              <w:rPr>
+                <w:rFonts w:ascii="Arial" w:hAnsi="Arial" w:cs="Arial"/>
+              </w:rPr>
+            </w:pPr>
+            <w:r>
+              <w:rPr>
+                <w:rFonts w:ascii="Arial" w:hAnsi="Arial" w:cs="Arial"/>
+                <w:color w:val="000000"/>
+                <w:sz w:val="19"/>
+                <w:szCs w:val="19"/>
+              </w:rPr>
+              <w:t>RF-02</w:t>
+            </w:r>
+          </w:p>
+        </w:tc>
+        <w:tc>
+          <w:tcPr>
+            <w:tcW w:w="5249" w:type="dxa"/>
+            <w:shd w:val="clear" w:color="auto" w:fill="F4F4F4"/>
+            <w:vAlign w:val="center"/>
+          </w:tcPr>
+          <w:p>
+            <w:pPr>
+              <w:spacing w:after="0" w:line="360" w:lineRule="auto"/>
+              <w:jc w:val="both"/>
+              <w:rPr>
+                <w:rFonts w:ascii="Arial" w:hAnsi="Arial" w:cs="Arial"/>
+              </w:rPr>
+            </w:pPr>
+            <w:r>
+              <w:rPr>
+                <w:rFonts w:ascii="Arial" w:hAnsi="Arial" w:cs="Arial"/>
+                <w:color w:val="000000"/>
+                <w:sz w:val="19"/>
+                <w:szCs w:val="19"/>
+              </w:rPr>
+              <w:t>El sistema debe validar la identidad del técnico contra el backend</w:t>
+            </w:r>
+          </w:p>
+        </w:tc>
+        <w:tc>
+          <w:tcPr>
+            <w:tcW w:w="1300" w:type="dxa"/>
+            <w:shd w:val="clear" w:color="auto" w:fill="F4F4F4"/>
+            <w:vAlign w:val="center"/>
+          </w:tcPr>
+          <w:p>
+            <w:pPr>
+              <w:spacing w:after="0" w:line="360" w:lineRule="auto"/>
+              <w:jc w:val="both"/>
+              <w:rPr>
+                <w:rFonts w:ascii="Arial" w:hAnsi="Arial" w:cs="Arial"/>
+                <w:lang w:val="es-CL"/>
+              </w:rPr>
+            </w:pPr>
+            <w:r>
+              <w:rPr>
+                <w:rFonts w:ascii="Arial" w:hAnsi="Arial" w:cs="Arial"/>
+                <w:color w:val="000000"/>
+                <w:sz w:val="19"/>
+                <w:szCs w:val="19"/>
+                <w:lang w:val="es-CL"/>
+              </w:rPr>
+              <w:t>Alta</w:t>
+            </w:r>
+          </w:p>
+        </w:tc>
+        <w:tc>
+          <w:tcPr>
+            <w:tcW w:w="2200" w:type="dxa"/>
+            <w:shd w:val="clear" w:color="auto" w:fill="F4F4F4"/>
+            <w:vAlign w:val="center"/>
+          </w:tcPr>
+          <w:p>
+            <w:pPr>
+              <w:spacing w:after="0" w:line="360" w:lineRule="auto"/>
+              <w:jc w:val="both"/>
+              <w:rPr>
+                <w:rFonts w:ascii="Arial" w:hAnsi="Arial" w:cs="Arial"/>
+                <w:lang w:val="es-CL"/>
+              </w:rPr>
+            </w:pPr>
+            <w:r>
+              <w:rPr>
+                <w:rFonts w:ascii="Arial" w:hAnsi="Arial" w:cs="Arial"/>
+                <w:color w:val="000000"/>
+                <w:sz w:val="19"/>
+                <w:szCs w:val="19"/>
+                <w:lang w:val="es-CL"/>
+              </w:rPr>
+              <w:t>Fase 1</w:t>
+            </w:r>
+          </w:p>
+        </w:tc>
+      </w:tr>
+      <w:tr>
+        <w:trPr>
+          <w:cantSplit/>
+          <w:jc w:val="center"/>
+        </w:trPr>
+        <w:tc>
+          <w:tcPr>
+            <w:tcW w:w="900" w:type="dxa"/>
+            <w:shd w:val="clear" w:color="auto" w:fill="FFFFFF"/>
+            <w:vAlign w:val="center"/>
+          </w:tcPr>
+          <w:p>
+            <w:pPr>
+              <w:spacing w:after="0" w:line="360" w:lineRule="auto"/>
+              <w:jc w:val="both"/>
+              <w:rPr>
+                <w:rFonts w:ascii="Arial" w:hAnsi="Arial" w:cs="Arial"/>
+              </w:rPr>
+            </w:pPr>
+            <w:r>
+              <w:rPr>
+                <w:rFonts w:ascii="Arial" w:hAnsi="Arial" w:cs="Arial"/>
+                <w:color w:val="000000"/>
+                <w:sz w:val="19"/>
+                <w:szCs w:val="19"/>
+              </w:rPr>
+              <w:t>RF-03</w:t>
+            </w:r>
+          </w:p>
+        </w:tc>
+        <w:tc>
+          <w:tcPr>
+            <w:tcW w:w="5249" w:type="dxa"/>
+            <w:shd w:val="clear" w:color="auto" w:fill="FFFFFF"/>
+            <w:vAlign w:val="center"/>
+          </w:tcPr>
+          <w:p>
+            <w:pPr>
+              <w:spacing w:after="0" w:line="360" w:lineRule="auto"/>
+              <w:jc w:val="both"/>
+              <w:rPr>
+                <w:rFonts w:ascii="Arial" w:hAnsi="Arial" w:cs="Arial"/>
+              </w:rPr>
+            </w:pPr>
+            <w:r>
+              <w:rPr>
+                <w:rFonts w:ascii="Arial" w:hAnsi="Arial" w:cs="Arial"/>
+                <w:color w:val="000000"/>
+                <w:sz w:val="19"/>
+                <w:szCs w:val="19"/>
+              </w:rPr>
+              <w:t>El sistema debe mostrar únicamente las órdenes asignadas al técnico autenticado</w:t>
+            </w:r>
+          </w:p>
+        </w:tc>
+        <w:tc>
+          <w:tcPr>
+            <w:tcW w:w="1300" w:type="dxa"/>
+            <w:shd w:val="clear" w:color="auto" w:fill="FFFFFF"/>
+            <w:vAlign w:val="center"/>
+          </w:tcPr>
+          <w:p>
+            <w:pPr>
+              <w:spacing w:after="0" w:line="360" w:lineRule="auto"/>
+              <w:jc w:val="both"/>
+              <w:rPr>
+                <w:rFonts w:ascii="Arial" w:hAnsi="Arial" w:cs="Arial"/>
+                <w:lang w:val="es-CL"/>
+              </w:rPr>
+            </w:pPr>
+            <w:r>
+              <w:rPr>
+                <w:rFonts w:ascii="Arial" w:hAnsi="Arial" w:cs="Arial"/>
+                <w:color w:val="000000"/>
+                <w:sz w:val="19"/>
+                <w:szCs w:val="19"/>
+                <w:lang w:val="es-CL"/>
+              </w:rPr>
+              <w:t>Alta</w:t>
+            </w:r>
+          </w:p>
+        </w:tc>
+        <w:tc>
+          <w:tcPr>
+            <w:tcW w:w="2200" w:type="dxa"/>
+            <w:shd w:val="clear" w:color="auto" w:fill="FFFFFF"/>
+            <w:vAlign w:val="center"/>
+          </w:tcPr>
+          <w:p>
+            <w:pPr>
+              <w:spacing w:after="0" w:line="360" w:lineRule="auto"/>
+              <w:jc w:val="both"/>
+              <w:rPr>
+                <w:rFonts w:ascii="Arial" w:hAnsi="Arial" w:cs="Arial"/>
+                <w:lang w:val="es-CL"/>
+              </w:rPr>
+            </w:pPr>
+            <w:r>
+              <w:rPr>
+                <w:rFonts w:ascii="Arial" w:hAnsi="Arial" w:cs="Arial"/>
+                <w:color w:val="000000"/>
+                <w:sz w:val="19"/>
+                <w:szCs w:val="19"/>
+                <w:lang w:val="es-CL"/>
+              </w:rPr>
+              <w:t>Fase 1</w:t>
+            </w:r>
+          </w:p>
+        </w:tc>
+      </w:tr>
+      <w:tr>
+        <w:trPr>
+          <w:cantSplit/>
+          <w:jc w:val="center"/>
+        </w:trPr>
+        <w:tc>
+          <w:tcPr>
+            <w:tcW w:w="900" w:type="dxa"/>
+            <w:shd w:val="clear" w:color="auto" w:fill="F4F4F4"/>
+            <w:vAlign w:val="center"/>
+          </w:tcPr>
+          <w:p>
+            <w:pPr>
+              <w:spacing w:after="0" w:line="360" w:lineRule="auto"/>
+              <w:jc w:val="both"/>
+              <w:rPr>
+                <w:rFonts w:ascii="Arial" w:hAnsi="Arial" w:cs="Arial"/>
+              </w:rPr>
+            </w:pPr>
+            <w:r>
+              <w:rPr>
+                <w:rFonts w:ascii="Arial" w:hAnsi="Arial" w:cs="Arial"/>
+                <w:color w:val="000000"/>
+                <w:sz w:val="19"/>
+                <w:szCs w:val="19"/>
+              </w:rPr>
+              <w:t>RF-04</w:t>
+            </w:r>
+          </w:p>
+        </w:tc>
+        <w:tc>
+          <w:tcPr>
+            <w:tcW w:w="5249" w:type="dxa"/>
+            <w:shd w:val="clear" w:color="auto" w:fill="F4F4F4"/>
+            <w:vAlign w:val="center"/>
+          </w:tcPr>
+          <w:p>
+            <w:pPr>
+              <w:spacing w:after="0" w:line="360" w:lineRule="auto"/>
+              <w:jc w:val="both"/>
+              <w:rPr>
+                <w:rFonts w:ascii="Arial" w:hAnsi="Arial" w:cs="Arial"/>
+              </w:rPr>
+            </w:pPr>
+            <w:r>
+              <w:rPr>
+                <w:rFonts w:ascii="Arial" w:hAnsi="Arial" w:cs="Arial"/>
+                <w:color w:val="000000"/>
+                <w:sz w:val="19"/>
+                <w:szCs w:val="19"/>
+              </w:rPr>
+              <w:t>El sistema debe permitir ver el detalle de una orden seleccionada</w:t>
+            </w:r>
+          </w:p>
+        </w:tc>
+        <w:tc>
+          <w:tcPr>
+            <w:tcW w:w="1300" w:type="dxa"/>
+            <w:shd w:val="clear" w:color="auto" w:fill="F4F4F4"/>
+            <w:vAlign w:val="center"/>
+          </w:tcPr>
+          <w:p>
+            <w:pPr>
+              <w:spacing w:after="0" w:line="360" w:lineRule="auto"/>
+              <w:jc w:val="both"/>
+              <w:rPr>
+                <w:rFonts w:ascii="Arial" w:hAnsi="Arial" w:cs="Arial"/>
+                <w:lang w:val="es-CL"/>
+              </w:rPr>
+            </w:pPr>
+            <w:r>
+              <w:rPr>
+                <w:rFonts w:ascii="Arial" w:hAnsi="Arial" w:cs="Arial"/>
+                <w:color w:val="000000"/>
+                <w:sz w:val="19"/>
+                <w:szCs w:val="19"/>
+                <w:lang w:val="es-CL"/>
+              </w:rPr>
+              <w:t>Alta</w:t>
+            </w:r>
+          </w:p>
+        </w:tc>
+        <w:tc>
+          <w:tcPr>
+            <w:tcW w:w="2200" w:type="dxa"/>
+            <w:shd w:val="clear" w:color="auto" w:fill="F4F4F4"/>
+            <w:vAlign w:val="center"/>
+          </w:tcPr>
+          <w:p>
+            <w:pPr>
+              <w:spacing w:after="0" w:line="360" w:lineRule="auto"/>
+              <w:jc w:val="both"/>
+              <w:rPr>
+                <w:rFonts w:ascii="Arial" w:hAnsi="Arial" w:cs="Arial"/>
+                <w:lang w:val="es-CL"/>
+              </w:rPr>
+            </w:pPr>
+            <w:r>
+              <w:rPr>
+                <w:rFonts w:ascii="Arial" w:hAnsi="Arial" w:cs="Arial"/>
+                <w:color w:val="000000"/>
+                <w:sz w:val="19"/>
+                <w:szCs w:val="19"/>
+                <w:lang w:val="es-CL"/>
+              </w:rPr>
+              <w:t>Fase 1</w:t>
+            </w:r>
+          </w:p>
+        </w:tc>
+      </w:tr>
+      <w:tr>
+        <w:trPr>
+          <w:cantSplit/>
+          <w:jc w:val="center"/>
+        </w:trPr>
+        <w:tc>
+          <w:tcPr>
+            <w:tcW w:w="900" w:type="dxa"/>
+            <w:shd w:val="clear" w:color="auto" w:fill="FFFFFF"/>
+            <w:vAlign w:val="center"/>
+          </w:tcPr>
+          <w:p>
+            <w:pPr>
+              <w:spacing w:after="0" w:line="360" w:lineRule="auto"/>
+              <w:jc w:val="both"/>
+              <w:rPr>
+                <w:rFonts w:ascii="Arial" w:hAnsi="Arial" w:cs="Arial"/>
+              </w:rPr>
+            </w:pPr>
+            <w:r>
+              <w:rPr>
+                <w:rFonts w:ascii="Arial" w:hAnsi="Arial" w:cs="Arial"/>
+                <w:color w:val="000000"/>
+                <w:sz w:val="19"/>
+                <w:szCs w:val="19"/>
+              </w:rPr>
+              <w:t>RF-05</w:t>
+            </w:r>
+          </w:p>
+        </w:tc>
+        <w:tc>
+          <w:tcPr>
+            <w:tcW w:w="5249" w:type="dxa"/>
+            <w:shd w:val="clear" w:color="auto" w:fill="FFFFFF"/>
+            <w:vAlign w:val="center"/>
+          </w:tcPr>
+          <w:p>
+            <w:pPr>
+              <w:spacing w:after="0" w:line="360" w:lineRule="auto"/>
+              <w:jc w:val="both"/>
+              <w:rPr>
+                <w:rFonts w:ascii="Arial" w:hAnsi="Arial" w:cs="Arial"/>
+              </w:rPr>
+            </w:pPr>
+            <w:r>
+              <w:rPr>
+                <w:rFonts w:ascii="Arial" w:hAnsi="Arial" w:cs="Arial"/>
+                <w:color w:val="000000"/>
+                <w:sz w:val="19"/>
+                <w:szCs w:val="19"/>
+              </w:rPr>
+              <w:t>El sistema debe mostrar un estado vacío cuando el técnico no tenga órdenes</w:t>
+            </w:r>
+          </w:p>
+        </w:tc>
+        <w:tc>
+          <w:tcPr>
+            <w:tcW w:w="1300" w:type="dxa"/>
+            <w:shd w:val="clear" w:color="auto" w:fill="FFFFFF"/>
+            <w:vAlign w:val="center"/>
+          </w:tcPr>
+          <w:p>
+            <w:pPr>
+              <w:spacing w:after="0" w:line="360" w:lineRule="auto"/>
+              <w:jc w:val="both"/>
+              <w:rPr>
+                <w:rFonts w:ascii="Arial" w:hAnsi="Arial" w:cs="Arial"/>
+                <w:lang w:val="es-CL"/>
+              </w:rPr>
+            </w:pPr>
+            <w:r>
+              <w:rPr>
+                <w:rFonts w:ascii="Arial" w:hAnsi="Arial" w:cs="Arial"/>
+                <w:color w:val="000000"/>
+                <w:sz w:val="19"/>
+                <w:szCs w:val="19"/>
+                <w:lang w:val="es-CL"/>
+              </w:rPr>
+              <w:t>Media</w:t>
+            </w:r>
+          </w:p>
+        </w:tc>
+        <w:tc>
+          <w:tcPr>
+            <w:tcW w:w="2200" w:type="dxa"/>
+            <w:shd w:val="clear" w:color="auto" w:fill="FFFFFF"/>
+            <w:vAlign w:val="center"/>
+          </w:tcPr>
+          <w:p>
+            <w:pPr>
+              <w:spacing w:after="0" w:line="360" w:lineRule="auto"/>
+              <w:jc w:val="both"/>
+              <w:rPr>
+                <w:rFonts w:ascii="Arial" w:hAnsi="Arial" w:cs="Arial"/>
+                <w:lang w:val="es-CL"/>
+              </w:rPr>
+            </w:pPr>
+            <w:r>
+              <w:rPr>
+                <w:rFonts w:ascii="Arial" w:hAnsi="Arial" w:cs="Arial"/>
+                <w:color w:val="000000"/>
+                <w:sz w:val="19"/>
+                <w:szCs w:val="19"/>
+                <w:lang w:val="es-CL"/>
+              </w:rPr>
+              <w:t>Fase 1</w:t>
+            </w:r>
+          </w:p>
+        </w:tc>
+      </w:tr>
+      <w:tr>
+        <w:trPr>
+          <w:cantSplit/>
+          <w:jc w:val="center"/>
+        </w:trPr>
+        <w:tc>
+          <w:tcPr>
+            <w:tcW w:w="900" w:type="dxa"/>
+            <w:shd w:val="clear" w:color="auto" w:fill="F4F4F4"/>
+            <w:vAlign w:val="center"/>
+          </w:tcPr>
+          <w:p>
+            <w:pPr>
+              <w:spacing w:after="0" w:line="360" w:lineRule="auto"/>
+              <w:jc w:val="both"/>
+              <w:rPr>
+                <w:rFonts w:ascii="Arial" w:hAnsi="Arial" w:cs="Arial"/>
+              </w:rPr>
+            </w:pPr>
+            <w:r>
+              <w:rPr>
+                <w:rFonts w:ascii="Arial" w:hAnsi="Arial" w:cs="Arial"/>
+                <w:color w:val="000000"/>
+                <w:sz w:val="19"/>
+                <w:szCs w:val="19"/>
+              </w:rPr>
+              <w:t>RF-06</w:t>
+            </w:r>
+          </w:p>
+        </w:tc>
+        <w:tc>
+          <w:tcPr>
+            <w:tcW w:w="5249" w:type="dxa"/>
+            <w:shd w:val="clear" w:color="auto" w:fill="F4F4F4"/>
+            <w:vAlign w:val="center"/>
+          </w:tcPr>
+          <w:p>
+            <w:pPr>
+              <w:spacing w:after="0" w:line="360" w:lineRule="auto"/>
+              <w:jc w:val="both"/>
+              <w:rPr>
+                <w:rFonts w:ascii="Arial" w:hAnsi="Arial" w:cs="Arial"/>
+              </w:rPr>
+            </w:pPr>
+            <w:r>
+              <w:rPr>
+                <w:rFonts w:ascii="Arial" w:hAnsi="Arial" w:cs="Arial"/>
+                <w:color w:val="000000"/>
+                <w:sz w:val="19"/>
+                <w:szCs w:val="19"/>
+              </w:rPr>
+              <w:t>El sistema debe permitir actualizar o recargar el listado de órdenes</w:t>
+            </w:r>
+          </w:p>
+        </w:tc>
+        <w:tc>
+          <w:tcPr>
+            <w:tcW w:w="1300" w:type="dxa"/>
+            <w:shd w:val="clear" w:color="auto" w:fill="F4F4F4"/>
+            <w:vAlign w:val="center"/>
+          </w:tcPr>
+          <w:p>
+            <w:pPr>
+              <w:spacing w:after="0" w:line="360" w:lineRule="auto"/>
+              <w:jc w:val="both"/>
+              <w:rPr>
+                <w:rFonts w:ascii="Arial" w:hAnsi="Arial" w:cs="Arial"/>
+                <w:lang w:val="es-CL"/>
+              </w:rPr>
+            </w:pPr>
+            <w:r>
+              <w:rPr>
+                <w:rFonts w:ascii="Arial" w:hAnsi="Arial" w:cs="Arial"/>
+                <w:color w:val="000000"/>
+                <w:sz w:val="19"/>
+                <w:szCs w:val="19"/>
+                <w:lang w:val="es-CL"/>
+              </w:rPr>
+              <w:t>Media</w:t>
+            </w:r>
+          </w:p>
+        </w:tc>
+        <w:tc>
+          <w:tcPr>
+            <w:tcW w:w="2200" w:type="dxa"/>
+            <w:shd w:val="clear" w:color="auto" w:fill="F4F4F4"/>
+            <w:vAlign w:val="center"/>
+          </w:tcPr>
+          <w:p>
+            <w:pPr>
+              <w:spacing w:after="0" w:line="360" w:lineRule="auto"/>
+              <w:jc w:val="both"/>
+              <w:rPr>
+                <w:rFonts w:ascii="Arial" w:hAnsi="Arial" w:cs="Arial"/>
+                <w:lang w:val="es-CL"/>
+              </w:rPr>
+            </w:pPr>
+            <w:r>
+              <w:rPr>
+                <w:rFonts w:ascii="Arial" w:hAnsi="Arial" w:cs="Arial"/>
+                <w:color w:val="000000"/>
+                <w:sz w:val="19"/>
+                <w:szCs w:val="19"/>
+                <w:lang w:val="es-CL"/>
+              </w:rPr>
+              <w:t>Fase 1</w:t>
+            </w:r>
+          </w:p>
+        </w:tc>
+      </w:tr>
+      <w:tr>
+        <w:trPr>
+          <w:cantSplit/>
+          <w:jc w:val="center"/>
+        </w:trPr>
+        <w:tc>
+          <w:tcPr>
+            <w:tcW w:w="900" w:type="dxa"/>
+            <w:shd w:val="clear" w:color="auto" w:fill="FFFFFF"/>
+            <w:vAlign w:val="center"/>
+          </w:tcPr>
+          <w:p>
+            <w:pPr>
+              <w:spacing w:after="0" w:line="360" w:lineRule="auto"/>
+              <w:jc w:val="both"/>
+              <w:rPr>
+                <w:rFonts w:ascii="Arial" w:hAnsi="Arial" w:cs="Arial"/>
+              </w:rPr>
+            </w:pPr>
+            <w:r>
+              <w:rPr>
+                <w:rFonts w:ascii="Arial" w:hAnsi="Arial" w:cs="Arial"/>
+                <w:color w:val="000000"/>
+                <w:sz w:val="19"/>
+                <w:szCs w:val="19"/>
+              </w:rPr>
+              <w:t>RF-07</w:t>
+            </w:r>
+          </w:p>
+        </w:tc>
+        <w:tc>
+          <w:tcPr>
+            <w:tcW w:w="5249" w:type="dxa"/>
+            <w:shd w:val="clear" w:color="auto" w:fill="FFFFFF"/>
+            <w:vAlign w:val="center"/>
+          </w:tcPr>
+          <w:p>
+            <w:pPr>
+              <w:spacing w:after="0" w:line="360" w:lineRule="auto"/>
+              <w:jc w:val="both"/>
+              <w:rPr>
+                <w:rFonts w:ascii="Arial" w:hAnsi="Arial" w:cs="Arial"/>
+              </w:rPr>
+            </w:pPr>
+            <w:r>
+              <w:rPr>
+                <w:rFonts w:ascii="Arial" w:hAnsi="Arial" w:cs="Arial"/>
+                <w:color w:val="000000"/>
+                <w:sz w:val="19"/>
+                <w:szCs w:val="19"/>
+              </w:rPr>
+              <w:t>El sistema debe permitir cerrar sesión</w:t>
+            </w:r>
+          </w:p>
+        </w:tc>
+        <w:tc>
+          <w:tcPr>
+            <w:tcW w:w="1300" w:type="dxa"/>
+            <w:shd w:val="clear" w:color="auto" w:fill="FFFFFF"/>
+            <w:vAlign w:val="center"/>
+          </w:tcPr>
+          <w:p>
+            <w:pPr>
+              <w:spacing w:after="0" w:line="360" w:lineRule="auto"/>
+              <w:jc w:val="both"/>
+              <w:rPr>
+                <w:rFonts w:ascii="Arial" w:hAnsi="Arial" w:cs="Arial"/>
+                <w:lang w:val="es-CL"/>
+              </w:rPr>
+            </w:pPr>
+            <w:r>
+              <w:rPr>
+                <w:rFonts w:ascii="Arial" w:hAnsi="Arial" w:cs="Arial"/>
+                <w:color w:val="000000"/>
+                <w:sz w:val="19"/>
+                <w:szCs w:val="19"/>
+                <w:lang w:val="es-CL"/>
+              </w:rPr>
+              <w:t>Media</w:t>
+            </w:r>
+          </w:p>
+        </w:tc>
+        <w:tc>
+          <w:tcPr>
+            <w:tcW w:w="2200" w:type="dxa"/>
+            <w:shd w:val="clear" w:color="auto" w:fill="FFFFFF"/>
+            <w:vAlign w:val="center"/>
+          </w:tcPr>
+          <w:p>
+            <w:pPr>
+              <w:spacing w:after="0" w:line="360" w:lineRule="auto"/>
+              <w:jc w:val="both"/>
+              <w:rPr>
+                <w:rFonts w:ascii="Arial" w:hAnsi="Arial" w:cs="Arial"/>
+                <w:lang w:val="es-CL"/>
+              </w:rPr>
+            </w:pPr>
+            <w:r>
+              <w:rPr>
+                <w:rFonts w:ascii="Arial" w:hAnsi="Arial" w:cs="Arial"/>
+                <w:color w:val="000000"/>
+                <w:sz w:val="19"/>
+                <w:szCs w:val="19"/>
+                <w:lang w:val="es-CL"/>
+              </w:rPr>
+              <w:t>Fase 1</w:t>
+            </w:r>
+          </w:p>
+        </w:tc>
+      </w:tr>
+      <w:tr>
+        <w:trPr>
+          <w:cantSplit/>
+          <w:jc w:val="center"/>
+        </w:trPr>
+        <w:tc>
+          <w:tcPr>
+            <w:tcW w:w="900" w:type="dxa"/>
+            <w:shd w:val="clear" w:color="auto" w:fill="F4F4F4"/>
+            <w:vAlign w:val="center"/>
+          </w:tcPr>
+          <w:p>
+            <w:pPr>
+              <w:spacing w:after="0" w:line="360" w:lineRule="auto"/>
+              <w:jc w:val="both"/>
+              <w:rPr>
+                <w:rFonts w:ascii="Arial" w:hAnsi="Arial" w:cs="Arial"/>
+              </w:rPr>
+            </w:pPr>
+            <w:r>
+              <w:rPr>
+                <w:rFonts w:ascii="Arial" w:hAnsi="Arial" w:cs="Arial"/>
+                <w:color w:val="000000"/>
+                <w:sz w:val="19"/>
+                <w:szCs w:val="19"/>
+              </w:rPr>
+              <w:t>RF-08</w:t>
+            </w:r>
+          </w:p>
+        </w:tc>
+        <w:tc>
+          <w:tcPr>
+            <w:tcW w:w="5249" w:type="dxa"/>
+            <w:shd w:val="clear" w:color="auto" w:fill="F4F4F4"/>
+            <w:vAlign w:val="center"/>
+          </w:tcPr>
+          <w:p>
+            <w:pPr>
+              <w:spacing w:after="0" w:line="360" w:lineRule="auto"/>
+              <w:jc w:val="both"/>
+              <w:rPr>
+                <w:rFonts w:ascii="Arial" w:hAnsi="Arial" w:cs="Arial"/>
+              </w:rPr>
+            </w:pPr>
+            <w:r>
+              <w:rPr>
+                <w:rFonts w:ascii="Arial" w:hAnsi="Arial" w:cs="Arial"/>
+                <w:color w:val="000000"/>
+                <w:sz w:val="19"/>
+                <w:szCs w:val="19"/>
+              </w:rPr>
+              <w:t>El sistema debe permitir buscar órdenes por texto y filtrarlas por estado</w:t>
+            </w:r>
+          </w:p>
+        </w:tc>
+        <w:tc>
+          <w:tcPr>
+            <w:tcW w:w="1300" w:type="dxa"/>
+            <w:shd w:val="clear" w:color="auto" w:fill="F4F4F4"/>
+            <w:vAlign w:val="center"/>
+          </w:tcPr>
+          <w:p>
+            <w:pPr>
+              <w:spacing w:after="0" w:line="360" w:lineRule="auto"/>
+              <w:jc w:val="both"/>
+              <w:rPr>
+                <w:rFonts w:ascii="Arial" w:hAnsi="Arial" w:cs="Arial"/>
+                <w:lang w:val="es-CL"/>
+              </w:rPr>
+            </w:pPr>
+            <w:r>
+              <w:rPr>
+                <w:rFonts w:ascii="Arial" w:hAnsi="Arial" w:cs="Arial"/>
+                <w:color w:val="000000"/>
+                <w:sz w:val="19"/>
+                <w:szCs w:val="19"/>
+                <w:lang w:val="es-CL"/>
+              </w:rPr>
+              <w:t>Media</w:t>
+            </w:r>
+          </w:p>
+        </w:tc>
+        <w:tc>
+          <w:tcPr>
+            <w:tcW w:w="2200" w:type="dxa"/>
+            <w:shd w:val="clear" w:color="auto" w:fill="F4F4F4"/>
+            <w:vAlign w:val="center"/>
+          </w:tcPr>
+          <w:p>
+            <w:pPr>
+              <w:spacing w:after="0" w:line="360" w:lineRule="auto"/>
+              <w:jc w:val="both"/>
+              <w:rPr>
+                <w:rFonts w:ascii="Arial" w:hAnsi="Arial" w:cs="Arial"/>
+                <w:lang w:val="es-CL"/>
+              </w:rPr>
+            </w:pPr>
+            <w:r>
+              <w:rPr>
+                <w:rFonts w:ascii="Arial" w:hAnsi="Arial" w:cs="Arial"/>
+                <w:color w:val="000000"/>
+                <w:sz w:val="19"/>
+                <w:szCs w:val="19"/>
+                <w:lang w:val="es-CL"/>
+              </w:rPr>
+              <w:t>Código</w:t>
+            </w:r>
+          </w:p>
+        </w:tc>
+      </w:tr>
+      <w:tr>
+        <w:trPr>
+          <w:cantSplit/>
+          <w:jc w:val="center"/>
+        </w:trPr>
+        <w:tc>
+          <w:tcPr>
+            <w:tcW w:w="900" w:type="dxa"/>
+            <w:shd w:val="clear" w:color="auto" w:fill="FFFFFF"/>
+            <w:vAlign w:val="center"/>
+          </w:tcPr>
+          <w:p>
+            <w:pPr>
+              <w:spacing w:after="0" w:line="360" w:lineRule="auto"/>
+              <w:jc w:val="both"/>
+              <w:rPr>
+                <w:rFonts w:ascii="Arial" w:hAnsi="Arial" w:cs="Arial"/>
+              </w:rPr>
+            </w:pPr>
+            <w:r>
+              <w:rPr>
+                <w:rFonts w:ascii="Arial" w:hAnsi="Arial" w:cs="Arial"/>
+                <w:color w:val="000000"/>
+                <w:sz w:val="19"/>
+                <w:szCs w:val="19"/>
+              </w:rPr>
+              <w:t>RF-09</w:t>
+            </w:r>
+          </w:p>
+        </w:tc>
+        <w:tc>
+          <w:tcPr>
+            <w:tcW w:w="5249" w:type="dxa"/>
+            <w:shd w:val="clear" w:color="auto" w:fill="FFFFFF"/>
+            <w:vAlign w:val="center"/>
+          </w:tcPr>
+          <w:p>
+            <w:pPr>
+              <w:spacing w:after="0" w:line="360" w:lineRule="auto"/>
+              <w:jc w:val="both"/>
+              <w:rPr>
+                <w:rFonts w:ascii="Arial" w:hAnsi="Arial" w:cs="Arial"/>
+              </w:rPr>
+            </w:pPr>
+            <w:r>
+              <w:rPr>
+                <w:rFonts w:ascii="Arial" w:hAnsi="Arial" w:cs="Arial"/>
+                <w:color w:val="000000"/>
+                <w:sz w:val="19"/>
+                <w:szCs w:val="19"/>
+              </w:rPr>
+              <w:t>El sistema debe permitir registrar el avance de una orden: iniciar (en camino), marcar llegada (en área) y finalizar con solución u observaciones; el estado se guarda en el dispositivo</w:t>
+            </w:r>
+          </w:p>
+        </w:tc>
+        <w:tc>
+          <w:tcPr>
+            <w:tcW w:w="1300" w:type="dxa"/>
+            <w:shd w:val="clear" w:color="auto" w:fill="FFFFFF"/>
+            <w:vAlign w:val="center"/>
+          </w:tcPr>
+          <w:p>
+            <w:pPr>
+              <w:spacing w:after="0" w:line="360" w:lineRule="auto"/>
+              <w:jc w:val="both"/>
+              <w:rPr>
+                <w:rFonts w:ascii="Arial" w:hAnsi="Arial" w:cs="Arial"/>
+                <w:lang w:val="es-CL"/>
+              </w:rPr>
+            </w:pPr>
+            <w:r>
+              <w:rPr>
+                <w:rFonts w:ascii="Arial" w:hAnsi="Arial" w:cs="Arial"/>
+                <w:color w:val="000000"/>
+                <w:sz w:val="19"/>
+                <w:szCs w:val="19"/>
+                <w:lang w:val="es-CL"/>
+              </w:rPr>
+              <w:t>Alta</w:t>
+            </w:r>
+          </w:p>
+        </w:tc>
+        <w:tc>
+          <w:tcPr>
+            <w:tcW w:w="2200" w:type="dxa"/>
+            <w:shd w:val="clear" w:color="auto" w:fill="FFFFFF"/>
+            <w:vAlign w:val="center"/>
+          </w:tcPr>
+          <w:p>
+            <w:pPr>
+              <w:spacing w:after="0" w:line="360" w:lineRule="auto"/>
+              <w:jc w:val="both"/>
+              <w:rPr>
+                <w:rFonts w:ascii="Arial" w:hAnsi="Arial" w:cs="Arial"/>
+                <w:lang w:val="es-CL"/>
+              </w:rPr>
+            </w:pPr>
+            <w:r>
+              <w:rPr>
+                <w:rFonts w:ascii="Arial" w:hAnsi="Arial" w:cs="Arial"/>
+                <w:color w:val="000000"/>
+                <w:sz w:val="19"/>
+                <w:szCs w:val="19"/>
+                <w:lang w:val="es-CL"/>
+              </w:rPr>
+              <w:t>Código</w:t>
+            </w:r>
+          </w:p>
+        </w:tc>
+      </w:tr>
+      <w:tr>
+        <w:trPr>
+          <w:cantSplit/>
+          <w:jc w:val="center"/>
+        </w:trPr>
+        <w:tc>
+          <w:tcPr>
+            <w:tcW w:w="900" w:type="dxa"/>
+            <w:shd w:val="clear" w:color="auto" w:fill="F4F4F4"/>
+            <w:vAlign w:val="center"/>
+          </w:tcPr>
+          <w:p>
+            <w:pPr>
+              <w:spacing w:after="0" w:line="360" w:lineRule="auto"/>
+              <w:jc w:val="both"/>
+              <w:rPr>
+                <w:rFonts w:ascii="Arial" w:hAnsi="Arial" w:cs="Arial"/>
+              </w:rPr>
+            </w:pPr>
+            <w:r>
+              <w:rPr>
+                <w:rFonts w:ascii="Arial" w:hAnsi="Arial" w:cs="Arial"/>
+                <w:color w:val="000000"/>
+                <w:sz w:val="19"/>
+                <w:szCs w:val="19"/>
+              </w:rPr>
+              <w:t>RF-10</w:t>
+            </w:r>
+          </w:p>
+        </w:tc>
+        <w:tc>
+          <w:tcPr>
+            <w:tcW w:w="5249" w:type="dxa"/>
+            <w:shd w:val="clear" w:color="auto" w:fill="F4F4F4"/>
+            <w:vAlign w:val="center"/>
+          </w:tcPr>
+          <w:p>
+            <w:pPr>
+              <w:spacing w:after="0" w:line="360" w:lineRule="auto"/>
+              <w:jc w:val="both"/>
+              <w:rPr>
+                <w:rFonts w:ascii="Arial" w:hAnsi="Arial" w:cs="Arial"/>
+              </w:rPr>
+            </w:pPr>
+            <w:r>
+              <w:rPr>
+                <w:rFonts w:ascii="Arial" w:hAnsi="Arial" w:cs="Arial"/>
+                <w:color w:val="000000"/>
+                <w:sz w:val="19"/>
+                <w:szCs w:val="19"/>
+              </w:rPr>
+              <w:t>El sistema debe permitir agregar tareas a una orden y actualizar el estado de cada tarea</w:t>
+            </w:r>
+          </w:p>
+        </w:tc>
+        <w:tc>
+          <w:tcPr>
+            <w:tcW w:w="1300" w:type="dxa"/>
+            <w:shd w:val="clear" w:color="auto" w:fill="F4F4F4"/>
+            <w:vAlign w:val="center"/>
+          </w:tcPr>
+          <w:p>
+            <w:pPr>
+              <w:spacing w:after="0" w:line="360" w:lineRule="auto"/>
+              <w:jc w:val="both"/>
+              <w:rPr>
+                <w:rFonts w:ascii="Arial" w:hAnsi="Arial" w:cs="Arial"/>
+                <w:lang w:val="es-CL"/>
+              </w:rPr>
+            </w:pPr>
+            <w:r>
+              <w:rPr>
+                <w:rFonts w:ascii="Arial" w:hAnsi="Arial" w:cs="Arial"/>
+                <w:color w:val="000000"/>
+                <w:sz w:val="19"/>
+                <w:szCs w:val="19"/>
+                <w:lang w:val="es-CL"/>
+              </w:rPr>
+              <w:t>Media</w:t>
+            </w:r>
+          </w:p>
+        </w:tc>
+        <w:tc>
+          <w:tcPr>
+            <w:tcW w:w="2200" w:type="dxa"/>
+            <w:shd w:val="clear" w:color="auto" w:fill="F4F4F4"/>
+            <w:vAlign w:val="center"/>
+          </w:tcPr>
+          <w:p>
+            <w:pPr>
+              <w:spacing w:after="0" w:line="360" w:lineRule="auto"/>
+              <w:jc w:val="both"/>
+              <w:rPr>
+                <w:rFonts w:ascii="Arial" w:hAnsi="Arial" w:cs="Arial"/>
+                <w:lang w:val="es-CL"/>
+              </w:rPr>
+            </w:pPr>
+            <w:r>
+              <w:rPr>
+                <w:rFonts w:ascii="Arial" w:hAnsi="Arial" w:cs="Arial"/>
+                <w:color w:val="000000"/>
+                <w:sz w:val="19"/>
+                <w:szCs w:val="19"/>
+                <w:lang w:val="es-CL"/>
+              </w:rPr>
+              <w:t>Código</w:t>
+            </w:r>
+          </w:p>
+        </w:tc>
+      </w:tr>
+      <w:tr>
+        <w:trPr>
+          <w:cantSplit/>
+          <w:jc w:val="center"/>
+        </w:trPr>
+        <w:tc>
+          <w:tcPr>
+            <w:tcW w:w="900" w:type="dxa"/>
+            <w:shd w:val="clear" w:color="auto" w:fill="FFFFFF"/>
+            <w:vAlign w:val="center"/>
+          </w:tcPr>
+          <w:p>
+            <w:pPr>
+              <w:spacing w:after="0" w:line="360" w:lineRule="auto"/>
+              <w:jc w:val="both"/>
+              <w:rPr>
+                <w:rFonts w:ascii="Arial" w:hAnsi="Arial" w:cs="Arial"/>
+              </w:rPr>
+            </w:pPr>
+            <w:r>
+              <w:rPr>
+                <w:rFonts w:ascii="Arial" w:hAnsi="Arial" w:cs="Arial"/>
+                <w:color w:val="000000"/>
+                <w:sz w:val="19"/>
+                <w:szCs w:val="19"/>
+              </w:rPr>
+              <w:t>RF-11</w:t>
+            </w:r>
+          </w:p>
+        </w:tc>
+        <w:tc>
+          <w:tcPr>
+            <w:tcW w:w="5249" w:type="dxa"/>
+            <w:shd w:val="clear" w:color="auto" w:fill="FFFFFF"/>
+            <w:vAlign w:val="center"/>
+          </w:tcPr>
+          <w:p>
+            <w:pPr>
+              <w:spacing w:after="0" w:line="360" w:lineRule="auto"/>
+              <w:jc w:val="both"/>
+              <w:rPr>
+                <w:rFonts w:ascii="Arial" w:hAnsi="Arial" w:cs="Arial"/>
+              </w:rPr>
+            </w:pPr>
+            <w:r>
+              <w:rPr>
+                <w:rFonts w:ascii="Arial" w:hAnsi="Arial" w:cs="Arial"/>
+                <w:color w:val="000000"/>
+                <w:sz w:val="19"/>
+                <w:szCs w:val="19"/>
+              </w:rPr>
+              <w:t>El sistema debe permitir registrar los materiales usados, buscándolos en el maestro de artículos de SAP</w:t>
+            </w:r>
+          </w:p>
+        </w:tc>
+        <w:tc>
+          <w:tcPr>
+            <w:tcW w:w="1300" w:type="dxa"/>
+            <w:shd w:val="clear" w:color="auto" w:fill="FFFFFF"/>
+            <w:vAlign w:val="center"/>
+          </w:tcPr>
+          <w:p>
+            <w:pPr>
+              <w:spacing w:after="0" w:line="360" w:lineRule="auto"/>
+              <w:jc w:val="both"/>
+              <w:rPr>
+                <w:rFonts w:ascii="Arial" w:hAnsi="Arial" w:cs="Arial"/>
+                <w:lang w:val="es-CL"/>
+              </w:rPr>
+            </w:pPr>
+            <w:r>
+              <w:rPr>
+                <w:rFonts w:ascii="Arial" w:hAnsi="Arial" w:cs="Arial"/>
+                <w:color w:val="000000"/>
+                <w:sz w:val="19"/>
+                <w:szCs w:val="19"/>
+                <w:lang w:val="es-CL"/>
+              </w:rPr>
+              <w:t>Media</w:t>
+            </w:r>
+          </w:p>
+        </w:tc>
+        <w:tc>
+          <w:tcPr>
+            <w:tcW w:w="2200" w:type="dxa"/>
+            <w:shd w:val="clear" w:color="auto" w:fill="FFFFFF"/>
+            <w:vAlign w:val="center"/>
+          </w:tcPr>
+          <w:p>
+            <w:pPr>
+              <w:spacing w:after="0" w:line="360" w:lineRule="auto"/>
+              <w:jc w:val="both"/>
+              <w:rPr>
+                <w:rFonts w:ascii="Arial" w:hAnsi="Arial" w:cs="Arial"/>
+                <w:lang w:val="es-CL"/>
+              </w:rPr>
+            </w:pPr>
+            <w:r>
+              <w:rPr>
+                <w:rFonts w:ascii="Arial" w:hAnsi="Arial" w:cs="Arial"/>
+                <w:color w:val="000000"/>
+                <w:sz w:val="19"/>
+                <w:szCs w:val="19"/>
+                <w:lang w:val="es-CL"/>
+              </w:rPr>
+              <w:t>Código</w:t>
+            </w:r>
+          </w:p>
+        </w:tc>
+      </w:tr>
+      <w:tr>
+        <w:trPr>
+          <w:cantSplit/>
+          <w:jc w:val="center"/>
+        </w:trPr>
+        <w:tc>
+          <w:tcPr>
+            <w:tcW w:w="900" w:type="dxa"/>
+            <w:shd w:val="clear" w:color="auto" w:fill="F4F4F4"/>
+            <w:vAlign w:val="center"/>
+          </w:tcPr>
+          <w:p>
+            <w:pPr>
+              <w:spacing w:after="0" w:line="360" w:lineRule="auto"/>
+              <w:jc w:val="both"/>
+              <w:rPr>
+                <w:rFonts w:ascii="Arial" w:hAnsi="Arial" w:cs="Arial"/>
+              </w:rPr>
+            </w:pPr>
+            <w:r>
+              <w:rPr>
+                <w:rFonts w:ascii="Arial" w:hAnsi="Arial" w:cs="Arial"/>
+                <w:color w:val="000000"/>
+                <w:sz w:val="19"/>
+                <w:szCs w:val="19"/>
+              </w:rPr>
+              <w:t>RF-12</w:t>
+            </w:r>
+          </w:p>
+        </w:tc>
+        <w:tc>
+          <w:tcPr>
+            <w:tcW w:w="5249" w:type="dxa"/>
+            <w:shd w:val="clear" w:color="auto" w:fill="F4F4F4"/>
+            <w:vAlign w:val="center"/>
+          </w:tcPr>
+          <w:p>
+            <w:pPr>
+              <w:spacing w:after="0" w:line="360" w:lineRule="auto"/>
+              <w:jc w:val="both"/>
+              <w:rPr>
+                <w:rFonts w:ascii="Arial" w:hAnsi="Arial" w:cs="Arial"/>
+              </w:rPr>
+            </w:pPr>
+            <w:r>
+              <w:rPr>
+                <w:rFonts w:ascii="Arial" w:hAnsi="Arial" w:cs="Arial"/>
+                <w:color w:val="000000"/>
+                <w:sz w:val="19"/>
+                <w:szCs w:val="19"/>
+              </w:rPr>
+              <w:t>El sistema debe mostrar la ubicación de la obra o del taller del equipo y abrir la navegación en Google Maps</w:t>
+            </w:r>
+          </w:p>
+        </w:tc>
+        <w:tc>
+          <w:tcPr>
+            <w:tcW w:w="1300" w:type="dxa"/>
+            <w:shd w:val="clear" w:color="auto" w:fill="F4F4F4"/>
+            <w:vAlign w:val="center"/>
+          </w:tcPr>
+          <w:p>
+            <w:pPr>
+              <w:spacing w:after="0" w:line="360" w:lineRule="auto"/>
+              <w:jc w:val="both"/>
+              <w:rPr>
+                <w:rFonts w:ascii="Arial" w:hAnsi="Arial" w:cs="Arial"/>
+                <w:lang w:val="es-CL"/>
+              </w:rPr>
+            </w:pPr>
+            <w:r>
+              <w:rPr>
+                <w:rFonts w:ascii="Arial" w:hAnsi="Arial" w:cs="Arial"/>
+                <w:color w:val="000000"/>
+                <w:sz w:val="19"/>
+                <w:szCs w:val="19"/>
+                <w:lang w:val="es-CL"/>
+              </w:rPr>
+              <w:t>Media</w:t>
+            </w:r>
+          </w:p>
+        </w:tc>
+        <w:tc>
+          <w:tcPr>
+            <w:tcW w:w="2200" w:type="dxa"/>
+            <w:shd w:val="clear" w:color="auto" w:fill="F4F4F4"/>
+            <w:vAlign w:val="center"/>
+          </w:tcPr>
+          <w:p>
+            <w:pPr>
+              <w:spacing w:after="0" w:line="360" w:lineRule="auto"/>
+              <w:jc w:val="both"/>
+              <w:rPr>
+                <w:rFonts w:ascii="Arial" w:hAnsi="Arial" w:cs="Arial"/>
+                <w:lang w:val="es-CL"/>
+              </w:rPr>
+            </w:pPr>
+            <w:r>
+              <w:rPr>
+                <w:rFonts w:ascii="Arial" w:hAnsi="Arial" w:cs="Arial"/>
+                <w:color w:val="000000"/>
+                <w:sz w:val="19"/>
+                <w:szCs w:val="19"/>
+                <w:lang w:val="es-CL"/>
+              </w:rPr>
+              <w:t>Código</w:t>
+            </w:r>
+          </w:p>
+        </w:tc>
+      </w:tr>
+      <w:tr>
+        <w:trPr>
+          <w:cantSplit/>
+          <w:jc w:val="center"/>
+        </w:trPr>
+        <w:tc>
+          <w:tcPr>
+            <w:tcW w:w="900" w:type="dxa"/>
+            <w:shd w:val="clear" w:color="auto" w:fill="FFFFFF"/>
+            <w:vAlign w:val="center"/>
+          </w:tcPr>
+          <w:p>
+            <w:pPr>
+              <w:spacing w:after="0" w:line="360" w:lineRule="auto"/>
+              <w:jc w:val="both"/>
+              <w:rPr>
+                <w:rFonts w:ascii="Arial" w:hAnsi="Arial" w:cs="Arial"/>
+              </w:rPr>
+            </w:pPr>
+            <w:r>
+              <w:rPr>
+                <w:rFonts w:ascii="Arial" w:hAnsi="Arial" w:cs="Arial"/>
+                <w:color w:val="000000"/>
+                <w:sz w:val="19"/>
+                <w:szCs w:val="19"/>
+              </w:rPr>
+              <w:lastRenderedPageBreak/>
+              <w:t>RF-13</w:t>
+            </w:r>
+          </w:p>
+        </w:tc>
+        <w:tc>
+          <w:tcPr>
+            <w:tcW w:w="5249" w:type="dxa"/>
+            <w:shd w:val="clear" w:color="auto" w:fill="FFFFFF"/>
+            <w:vAlign w:val="center"/>
+          </w:tcPr>
+          <w:p>
+            <w:pPr>
+              <w:spacing w:after="0" w:line="360" w:lineRule="auto"/>
+              <w:jc w:val="both"/>
+              <w:rPr>
+                <w:rFonts w:ascii="Arial" w:hAnsi="Arial" w:cs="Arial"/>
+              </w:rPr>
+            </w:pPr>
+            <w:r>
+              <w:rPr>
+                <w:rFonts w:ascii="Arial" w:hAnsi="Arial" w:cs="Arial"/>
+                <w:color w:val="000000"/>
+                <w:sz w:val="19"/>
+                <w:szCs w:val="19"/>
+              </w:rPr>
+              <w:t>El sistema debe mostrar en Ejecución las actividades iniciadas por el técnico y sus llamadas de servicio abiertas y cerradas</w:t>
+            </w:r>
+          </w:p>
+        </w:tc>
+        <w:tc>
+          <w:tcPr>
+            <w:tcW w:w="1300" w:type="dxa"/>
+            <w:shd w:val="clear" w:color="auto" w:fill="FFFFFF"/>
+            <w:vAlign w:val="center"/>
+          </w:tcPr>
+          <w:p>
+            <w:pPr>
+              <w:spacing w:after="0" w:line="360" w:lineRule="auto"/>
+              <w:jc w:val="both"/>
+              <w:rPr>
+                <w:rFonts w:ascii="Arial" w:hAnsi="Arial" w:cs="Arial"/>
+                <w:lang w:val="es-CL"/>
+              </w:rPr>
+            </w:pPr>
+            <w:r>
+              <w:rPr>
+                <w:rFonts w:ascii="Arial" w:hAnsi="Arial" w:cs="Arial"/>
+                <w:color w:val="000000"/>
+                <w:sz w:val="19"/>
+                <w:szCs w:val="19"/>
+                <w:lang w:val="es-CL"/>
+              </w:rPr>
+              <w:t>Media</w:t>
+            </w:r>
+          </w:p>
+        </w:tc>
+        <w:tc>
+          <w:tcPr>
+            <w:tcW w:w="2200" w:type="dxa"/>
+            <w:shd w:val="clear" w:color="auto" w:fill="FFFFFF"/>
+            <w:vAlign w:val="center"/>
+          </w:tcPr>
+          <w:p>
+            <w:pPr>
+              <w:spacing w:after="0" w:line="360" w:lineRule="auto"/>
+              <w:jc w:val="both"/>
+              <w:rPr>
+                <w:rFonts w:ascii="Arial" w:hAnsi="Arial" w:cs="Arial"/>
+                <w:lang w:val="es-CL"/>
+              </w:rPr>
+            </w:pPr>
+            <w:r>
+              <w:rPr>
+                <w:rFonts w:ascii="Arial" w:hAnsi="Arial" w:cs="Arial"/>
+                <w:color w:val="000000"/>
+                <w:sz w:val="19"/>
+                <w:szCs w:val="19"/>
+                <w:lang w:val="es-CL"/>
+              </w:rPr>
+              <w:t>Código</w:t>
+            </w:r>
+          </w:p>
+        </w:tc>
+      </w:tr>
+      <w:tr>
+        <w:trPr>
+          <w:cantSplit/>
+          <w:jc w:val="center"/>
+        </w:trPr>
+        <w:tc>
+          <w:tcPr>
+            <w:tcW w:w="900" w:type="dxa"/>
+            <w:shd w:val="clear" w:color="auto" w:fill="F4F4F4"/>
+            <w:vAlign w:val="center"/>
+          </w:tcPr>
+          <w:p>
+            <w:pPr>
+              <w:spacing w:after="0" w:line="360" w:lineRule="auto"/>
+              <w:jc w:val="both"/>
+              <w:rPr>
+                <w:rFonts w:ascii="Arial" w:hAnsi="Arial" w:cs="Arial"/>
+              </w:rPr>
+            </w:pPr>
+            <w:r>
+              <w:rPr>
+                <w:rFonts w:ascii="Arial" w:hAnsi="Arial" w:cs="Arial"/>
+                <w:color w:val="000000"/>
+                <w:sz w:val="19"/>
+                <w:szCs w:val="19"/>
+              </w:rPr>
+              <w:t>RF-14</w:t>
+            </w:r>
+          </w:p>
+        </w:tc>
+        <w:tc>
+          <w:tcPr>
+            <w:tcW w:w="5249" w:type="dxa"/>
+            <w:shd w:val="clear" w:color="auto" w:fill="F4F4F4"/>
+            <w:vAlign w:val="center"/>
+          </w:tcPr>
+          <w:p>
+            <w:pPr>
+              <w:spacing w:after="0" w:line="360" w:lineRule="auto"/>
+              <w:jc w:val="both"/>
+              <w:rPr>
+                <w:rFonts w:ascii="Arial" w:hAnsi="Arial" w:cs="Arial"/>
+              </w:rPr>
+            </w:pPr>
+            <w:r>
+              <w:rPr>
+                <w:rFonts w:ascii="Arial" w:hAnsi="Arial" w:cs="Arial"/>
+                <w:color w:val="000000"/>
+                <w:sz w:val="19"/>
+                <w:szCs w:val="19"/>
+              </w:rPr>
+              <w:t>El sistema debe mostrar el perfil del técnico con su cargo, contacto, departamento y sucursal</w:t>
+            </w:r>
+          </w:p>
+        </w:tc>
+        <w:tc>
+          <w:tcPr>
+            <w:tcW w:w="1300" w:type="dxa"/>
+            <w:shd w:val="clear" w:color="auto" w:fill="F4F4F4"/>
+            <w:vAlign w:val="center"/>
+          </w:tcPr>
+          <w:p>
+            <w:pPr>
+              <w:spacing w:after="0" w:line="360" w:lineRule="auto"/>
+              <w:jc w:val="both"/>
+              <w:rPr>
+                <w:rFonts w:ascii="Arial" w:hAnsi="Arial" w:cs="Arial"/>
+                <w:lang w:val="es-CL"/>
+              </w:rPr>
+            </w:pPr>
+            <w:r>
+              <w:rPr>
+                <w:rFonts w:ascii="Arial" w:hAnsi="Arial" w:cs="Arial"/>
+                <w:color w:val="000000"/>
+                <w:sz w:val="19"/>
+                <w:szCs w:val="19"/>
+                <w:lang w:val="es-CL"/>
+              </w:rPr>
+              <w:t>Baja</w:t>
+            </w:r>
+          </w:p>
+        </w:tc>
+        <w:tc>
+          <w:tcPr>
+            <w:tcW w:w="2200" w:type="dxa"/>
+            <w:shd w:val="clear" w:color="auto" w:fill="F4F4F4"/>
+            <w:vAlign w:val="center"/>
+          </w:tcPr>
+          <w:p>
+            <w:pPr>
+              <w:spacing w:after="0" w:line="360" w:lineRule="auto"/>
+              <w:jc w:val="both"/>
+              <w:rPr>
+                <w:rFonts w:ascii="Arial" w:hAnsi="Arial" w:cs="Arial"/>
+                <w:lang w:val="es-CL"/>
+              </w:rPr>
+            </w:pPr>
+            <w:r>
+              <w:rPr>
+                <w:rFonts w:ascii="Arial" w:hAnsi="Arial" w:cs="Arial"/>
+                <w:color w:val="000000"/>
+                <w:sz w:val="19"/>
+                <w:szCs w:val="19"/>
+                <w:lang w:val="es-CL"/>
+              </w:rPr>
+              <w:t>Código</w:t>
+            </w:r>
+          </w:p>
+        </w:tc>
+      </w:tr>
+      <w:tr>
+        <w:trPr>
+          <w:cantSplit/>
+          <w:jc w:val="center"/>
+        </w:trPr>
+        <w:tc>
+          <w:tcPr>
+            <w:tcW w:w="900" w:type="dxa"/>
+            <w:shd w:val="clear" w:color="auto" w:fill="FFFFFF"/>
+            <w:vAlign w:val="center"/>
+          </w:tcPr>
+          <w:p>
+            <w:pPr>
+              <w:spacing w:after="0" w:line="360" w:lineRule="auto"/>
+              <w:jc w:val="both"/>
+              <w:rPr>
+                <w:rFonts w:ascii="Arial" w:hAnsi="Arial" w:cs="Arial"/>
+              </w:rPr>
+            </w:pPr>
+            <w:r>
+              <w:rPr>
+                <w:rFonts w:ascii="Arial" w:hAnsi="Arial" w:cs="Arial"/>
+                <w:color w:val="000000"/>
+                <w:sz w:val="19"/>
+                <w:szCs w:val="19"/>
+              </w:rPr>
+              <w:t>RF-15</w:t>
+            </w:r>
+          </w:p>
+        </w:tc>
+        <w:tc>
+          <w:tcPr>
+            <w:tcW w:w="5249" w:type="dxa"/>
+            <w:shd w:val="clear" w:color="auto" w:fill="FFFFFF"/>
+            <w:vAlign w:val="center"/>
+          </w:tcPr>
+          <w:p>
+            <w:pPr>
+              <w:spacing w:after="0" w:line="360" w:lineRule="auto"/>
+              <w:jc w:val="both"/>
+              <w:rPr>
+                <w:rFonts w:ascii="Arial" w:hAnsi="Arial" w:cs="Arial"/>
+              </w:rPr>
+            </w:pPr>
+            <w:r>
+              <w:rPr>
+                <w:rFonts w:ascii="Arial" w:hAnsi="Arial" w:cs="Arial"/>
+                <w:color w:val="000000"/>
+                <w:sz w:val="19"/>
+                <w:szCs w:val="19"/>
+              </w:rPr>
+              <w:t>El sistema debe conservar la sesión del técnico de forma segura y restaurarla al reiniciar la aplicación</w:t>
+            </w:r>
+          </w:p>
+        </w:tc>
+        <w:tc>
+          <w:tcPr>
+            <w:tcW w:w="1300" w:type="dxa"/>
+            <w:shd w:val="clear" w:color="auto" w:fill="FFFFFF"/>
+            <w:vAlign w:val="center"/>
+          </w:tcPr>
+          <w:p>
+            <w:pPr>
+              <w:spacing w:after="0" w:line="360" w:lineRule="auto"/>
+              <w:jc w:val="both"/>
+              <w:rPr>
+                <w:rFonts w:ascii="Arial" w:hAnsi="Arial" w:cs="Arial"/>
+                <w:lang w:val="es-CL"/>
+              </w:rPr>
+            </w:pPr>
+            <w:r>
+              <w:rPr>
+                <w:rFonts w:ascii="Arial" w:hAnsi="Arial" w:cs="Arial"/>
+                <w:color w:val="000000"/>
+                <w:sz w:val="19"/>
+                <w:szCs w:val="19"/>
+                <w:lang w:val="es-CL"/>
+              </w:rPr>
+              <w:t>Alta</w:t>
+            </w:r>
+          </w:p>
+        </w:tc>
+        <w:tc>
+          <w:tcPr>
+            <w:tcW w:w="2200" w:type="dxa"/>
+            <w:shd w:val="clear" w:color="auto" w:fill="FFFFFF"/>
+            <w:vAlign w:val="center"/>
+          </w:tcPr>
+          <w:p>
+            <w:pPr>
+              <w:spacing w:after="0" w:line="360" w:lineRule="auto"/>
+              <w:jc w:val="both"/>
+              <w:rPr>
+                <w:rFonts w:ascii="Arial" w:hAnsi="Arial" w:cs="Arial"/>
+                <w:lang w:val="es-CL"/>
+              </w:rPr>
+            </w:pPr>
+            <w:r>
+              <w:rPr>
+                <w:rFonts w:ascii="Arial" w:hAnsi="Arial" w:cs="Arial"/>
+                <w:color w:val="000000"/>
+                <w:sz w:val="19"/>
+                <w:szCs w:val="19"/>
+                <w:lang w:val="es-CL"/>
+              </w:rPr>
+              <w:t>Código</w:t>
+            </w:r>
+          </w:p>
+        </w:tc>
+      </w:tr>
+      <w:tr>
+        <w:trPr>
+          <w:cantSplit/>
+          <w:jc w:val="center"/>
+        </w:trPr>
+        <w:tc>
+          <w:tcPr>
+            <w:tcW w:w="900" w:type="dxa"/>
+            <w:shd w:val="clear" w:color="auto" w:fill="F4F4F4"/>
+            <w:vAlign w:val="center"/>
+          </w:tcPr>
+          <w:p>
+            <w:pPr>
+              <w:spacing w:after="0" w:line="360" w:lineRule="auto"/>
+              <w:jc w:val="both"/>
+              <w:rPr>
+                <w:rFonts w:ascii="Arial" w:hAnsi="Arial" w:cs="Arial"/>
+              </w:rPr>
+            </w:pPr>
+            <w:r>
+              <w:rPr>
+                <w:rFonts w:ascii="Arial" w:hAnsi="Arial" w:cs="Arial"/>
+                <w:color w:val="000000"/>
+                <w:sz w:val="19"/>
+                <w:szCs w:val="19"/>
+              </w:rPr>
+              <w:t>RF-16</w:t>
+            </w:r>
+          </w:p>
+        </w:tc>
+        <w:tc>
+          <w:tcPr>
+            <w:tcW w:w="5249" w:type="dxa"/>
+            <w:shd w:val="clear" w:color="auto" w:fill="F4F4F4"/>
+            <w:vAlign w:val="center"/>
+          </w:tcPr>
+          <w:p>
+            <w:pPr>
+              <w:spacing w:after="0" w:line="360" w:lineRule="auto"/>
+              <w:jc w:val="both"/>
+              <w:rPr>
+                <w:rFonts w:ascii="Arial" w:hAnsi="Arial" w:cs="Arial"/>
+              </w:rPr>
+            </w:pPr>
+            <w:r>
+              <w:rPr>
+                <w:rFonts w:ascii="Arial" w:hAnsi="Arial" w:cs="Arial"/>
+                <w:color w:val="000000"/>
+                <w:sz w:val="19"/>
+                <w:szCs w:val="19"/>
+              </w:rPr>
+              <w:t>El sistema debe impedir la edición de órdenes cerradas o canceladas</w:t>
+            </w:r>
+          </w:p>
+        </w:tc>
+        <w:tc>
+          <w:tcPr>
+            <w:tcW w:w="1300" w:type="dxa"/>
+            <w:shd w:val="clear" w:color="auto" w:fill="F4F4F4"/>
+            <w:vAlign w:val="center"/>
+          </w:tcPr>
+          <w:p>
+            <w:pPr>
+              <w:spacing w:after="0" w:line="360" w:lineRule="auto"/>
+              <w:jc w:val="both"/>
+              <w:rPr>
+                <w:rFonts w:ascii="Arial" w:hAnsi="Arial" w:cs="Arial"/>
+                <w:lang w:val="es-CL"/>
+              </w:rPr>
+            </w:pPr>
+            <w:r>
+              <w:rPr>
+                <w:rFonts w:ascii="Arial" w:hAnsi="Arial" w:cs="Arial"/>
+                <w:color w:val="000000"/>
+                <w:sz w:val="19"/>
+                <w:szCs w:val="19"/>
+                <w:lang w:val="es-CL"/>
+              </w:rPr>
+              <w:t>Alta</w:t>
+            </w:r>
+          </w:p>
+        </w:tc>
+        <w:tc>
+          <w:tcPr>
+            <w:tcW w:w="2200" w:type="dxa"/>
+            <w:shd w:val="clear" w:color="auto" w:fill="F4F4F4"/>
+            <w:vAlign w:val="center"/>
+          </w:tcPr>
+          <w:p>
+            <w:pPr>
+              <w:spacing w:after="0" w:line="360" w:lineRule="auto"/>
+              <w:jc w:val="both"/>
+              <w:rPr>
+                <w:rFonts w:ascii="Arial" w:hAnsi="Arial" w:cs="Arial"/>
+                <w:lang w:val="es-CL"/>
+              </w:rPr>
+            </w:pPr>
+            <w:r>
+              <w:rPr>
+                <w:rFonts w:ascii="Arial" w:hAnsi="Arial" w:cs="Arial"/>
+                <w:color w:val="000000"/>
+                <w:sz w:val="19"/>
+                <w:szCs w:val="19"/>
+                <w:lang w:val="es-CL"/>
+              </w:rPr>
+              <w:t>Código</w:t>
             </w:r>
           </w:p>
         </w:tc>
@@ -1990,1064 +3922,7 @@
           <w:rFonts w:ascii="Arial" w:hAnsi="Arial" w:cs="Arial"/>
           <w:lang w:val="es-CL"/>
         </w:rPr>
-        <w:t>Cada documento responde una parte y debe poder enlazarse con los demás. Un diagrama no sustituye una regla de negocio y una captura de pantalla no sustituye un criterio de aceptación.</w:t>
-      </w:r>
-    </w:p>
-    <w:p>
-      <w:pPr>
-        <w:pStyle w:val="Ttulo1"/>
-        <w:spacing w:line="360" w:lineRule="auto"/>
-        <w:jc w:val="both"/>
-        <w:rPr>
-          <w:rFonts w:ascii="Arial" w:hAnsi="Arial" w:cs="Arial"/>
-          <w:lang w:val="es-CL"/>
-        </w:rPr>
-      </w:pPr>
-      <w:bookmarkStart w:id="4" w:name="_Toc242035814"/>
-      <w:r>
-        <w:rPr>
-          <w:rFonts w:ascii="Arial" w:hAnsi="Arial" w:cs="Arial"/>
-          <w:lang w:val="es-CL"/>
-        </w:rPr>
-        <w:t>4 Requisitos funcionales y reglas de negocio</w:t>
-      </w:r>
-      <w:bookmarkEnd w:id="4"/>
-    </w:p>
-    <w:p>
-      <w:pPr>
-        <w:spacing w:line="360" w:lineRule="auto"/>
-        <w:jc w:val="both"/>
-        <w:rPr>
-          <w:rFonts w:ascii="Arial" w:hAnsi="Arial" w:cs="Arial"/>
-          <w:lang w:val="es-CL"/>
-        </w:rPr>
-      </w:pPr>
-      <w:r>
-        <w:rPr>
-          <w:rFonts w:ascii="Arial" w:hAnsi="Arial" w:cs="Arial"/>
-          <w:lang w:val="es-CL"/>
-        </w:rPr>
-        <w:t xml:space="preserve">Un requisito funcional describe una capacidad que el técnico puede ejercer o que el sistema debe cumplir. Los requisitos RF-01 a RF-07 provienen de la Especificación de Requerimientos de Fase 1. Los requisitos RF-08 a RF-16 se derivan del código </w:t>
-      </w:r>
-      <w:r>
-        <w:rPr>
-          <w:rFonts w:ascii="Arial" w:hAnsi="Arial" w:cs="Arial"/>
-          <w:lang w:val="es-CL"/>
-        </w:rPr>
-        <w:t>trabajado</w:t>
-      </w:r>
-      <w:r>
-        <w:rPr>
-          <w:rFonts w:ascii="Arial" w:hAnsi="Arial" w:cs="Arial"/>
-          <w:lang w:val="es-CL"/>
-        </w:rPr>
-        <w:t>.</w:t>
-      </w:r>
-    </w:p>
-    <w:tbl>
-      <w:tblPr>
-        <w:tblStyle w:val="a0"/>
-        <w:tblW w:w="7933" w:type="dxa"/>
-        <w:jc w:val="center"/>
-        <w:tblBorders>
-          <w:top w:val="single" w:sz="4" w:space="0" w:color="D9D9D9"/>
-          <w:left w:val="single" w:sz="4" w:space="0" w:color="D9D9D9"/>
-          <w:bottom w:val="single" w:sz="4" w:space="0" w:color="D9D9D9"/>
-          <w:right w:val="single" w:sz="4" w:space="0" w:color="D9D9D9"/>
-          <w:insideH w:val="single" w:sz="4" w:space="0" w:color="D9D9D9"/>
-          <w:insideV w:val="single" w:sz="4" w:space="0" w:color="D9D9D9"/>
-        </w:tblBorders>
-        <w:tblLayout w:type="fixed"/>
-        <w:tblLook w:val="0400" w:firstRow="0" w:lastRow="0" w:firstColumn="0" w:lastColumn="0" w:noHBand="0" w:noVBand="1"/>
-      </w:tblPr>
-      <w:tblGrid>
-        <w:gridCol w:w="900"/>
-        <w:gridCol w:w="7033"/>
-      </w:tblGrid>
-      <w:tr>
-        <w:trPr>
-          <w:cantSplit/>
-          <w:tblHeader/>
-          <w:jc w:val="center"/>
-        </w:trPr>
-        <w:tc>
-          <w:tcPr>
-            <w:tcW w:w="900" w:type="dxa"/>
-            <w:shd w:val="clear" w:color="auto" w:fill="404040"/>
-            <w:vAlign w:val="center"/>
-          </w:tcPr>
-          <w:p>
-            <w:pPr>
-              <w:spacing w:after="0" w:line="360" w:lineRule="auto"/>
-              <w:jc w:val="both"/>
-              <w:rPr>
-                <w:rFonts w:ascii="Arial" w:hAnsi="Arial" w:cs="Arial"/>
-              </w:rPr>
-            </w:pPr>
-            <w:r>
-              <w:rPr>
-                <w:rFonts w:ascii="Arial" w:hAnsi="Arial" w:cs="Arial"/>
-                <w:b/>
-                <w:bCs/>
-                <w:color w:val="FFFFFF"/>
-                <w:sz w:val="19"/>
-                <w:szCs w:val="19"/>
-              </w:rPr>
-              <w:t>ID</w:t>
-            </w:r>
-          </w:p>
-        </w:tc>
-        <w:tc>
-          <w:tcPr>
-            <w:tcW w:w="7033" w:type="dxa"/>
-            <w:shd w:val="clear" w:color="auto" w:fill="404040"/>
-            <w:vAlign w:val="center"/>
-          </w:tcPr>
-          <w:p>
-            <w:pPr>
-              <w:spacing w:after="0" w:line="360" w:lineRule="auto"/>
-              <w:jc w:val="both"/>
-              <w:rPr>
-                <w:rFonts w:ascii="Arial" w:hAnsi="Arial" w:cs="Arial"/>
-              </w:rPr>
-            </w:pPr>
-            <w:r>
-              <w:rPr>
-                <w:rFonts w:ascii="Arial" w:hAnsi="Arial" w:cs="Arial"/>
-                <w:b/>
-                <w:bCs/>
-                <w:color w:val="FFFFFF"/>
-                <w:sz w:val="19"/>
-                <w:szCs w:val="19"/>
-              </w:rPr>
-              <w:t>Requerimiento</w:t>
-            </w:r>
-          </w:p>
-        </w:tc>
-      </w:tr>
-      <w:tr>
-        <w:trPr>
-          <w:cantSplit/>
-          <w:jc w:val="center"/>
-        </w:trPr>
-        <w:tc>
-          <w:tcPr>
-            <w:tcW w:w="900" w:type="dxa"/>
-            <w:shd w:val="clear" w:color="auto" w:fill="FFFFFF"/>
-            <w:vAlign w:val="center"/>
-          </w:tcPr>
-          <w:p>
-            <w:pPr>
-              <w:spacing w:after="0" w:line="360" w:lineRule="auto"/>
-              <w:jc w:val="both"/>
-              <w:rPr>
-                <w:rFonts w:ascii="Arial" w:hAnsi="Arial" w:cs="Arial"/>
-              </w:rPr>
-            </w:pPr>
-            <w:r>
-              <w:rPr>
-                <w:rFonts w:ascii="Arial" w:hAnsi="Arial" w:cs="Arial"/>
-                <w:color w:val="000000"/>
-                <w:sz w:val="19"/>
-                <w:szCs w:val="19"/>
-              </w:rPr>
-              <w:t>RF-01</w:t>
-            </w:r>
-          </w:p>
-        </w:tc>
-        <w:tc>
-          <w:tcPr>
-            <w:tcW w:w="7033" w:type="dxa"/>
-            <w:shd w:val="clear" w:color="auto" w:fill="FFFFFF"/>
-            <w:vAlign w:val="center"/>
-          </w:tcPr>
-          <w:p>
-            <w:pPr>
-              <w:spacing w:after="0" w:line="360" w:lineRule="auto"/>
-              <w:jc w:val="both"/>
-              <w:rPr>
-                <w:rFonts w:ascii="Arial" w:hAnsi="Arial" w:cs="Arial"/>
-              </w:rPr>
-            </w:pPr>
-            <w:r>
-              <w:rPr>
-                <w:rFonts w:ascii="Arial" w:hAnsi="Arial" w:cs="Arial"/>
-                <w:color w:val="000000"/>
-                <w:sz w:val="19"/>
-                <w:szCs w:val="19"/>
-              </w:rPr>
-              <w:t>El sistema debe permitir que el técnico se identifique con sus credenciales</w:t>
-            </w:r>
-          </w:p>
-        </w:tc>
-      </w:tr>
-      <w:tr>
-        <w:trPr>
-          <w:cantSplit/>
-          <w:jc w:val="center"/>
-        </w:trPr>
-        <w:tc>
-          <w:tcPr>
-            <w:tcW w:w="900" w:type="dxa"/>
-            <w:shd w:val="clear" w:color="auto" w:fill="F4F4F4"/>
-            <w:vAlign w:val="center"/>
-          </w:tcPr>
-          <w:p>
-            <w:pPr>
-              <w:spacing w:after="0" w:line="360" w:lineRule="auto"/>
-              <w:jc w:val="both"/>
-              <w:rPr>
-                <w:rFonts w:ascii="Arial" w:hAnsi="Arial" w:cs="Arial"/>
-              </w:rPr>
-            </w:pPr>
-            <w:r>
-              <w:rPr>
-                <w:rFonts w:ascii="Arial" w:hAnsi="Arial" w:cs="Arial"/>
-                <w:color w:val="000000"/>
-                <w:sz w:val="19"/>
-                <w:szCs w:val="19"/>
-              </w:rPr>
-              <w:t>RF-02</w:t>
-            </w:r>
-          </w:p>
-        </w:tc>
-        <w:tc>
-          <w:tcPr>
-            <w:tcW w:w="7033" w:type="dxa"/>
-            <w:shd w:val="clear" w:color="auto" w:fill="F4F4F4"/>
-            <w:vAlign w:val="center"/>
-          </w:tcPr>
-          <w:p>
-            <w:pPr>
-              <w:spacing w:after="0" w:line="360" w:lineRule="auto"/>
-              <w:jc w:val="both"/>
-              <w:rPr>
-                <w:rFonts w:ascii="Arial" w:hAnsi="Arial" w:cs="Arial"/>
-              </w:rPr>
-            </w:pPr>
-            <w:r>
-              <w:rPr>
-                <w:rFonts w:ascii="Arial" w:hAnsi="Arial" w:cs="Arial"/>
-                <w:color w:val="000000"/>
-                <w:sz w:val="19"/>
-                <w:szCs w:val="19"/>
-              </w:rPr>
-              <w:t>El sistema debe validar la identidad del técnico contra el backend</w:t>
-            </w:r>
-          </w:p>
-        </w:tc>
-      </w:tr>
-      <w:tr>
-        <w:trPr>
-          <w:cantSplit/>
-          <w:jc w:val="center"/>
-        </w:trPr>
-        <w:tc>
-          <w:tcPr>
-            <w:tcW w:w="900" w:type="dxa"/>
-            <w:shd w:val="clear" w:color="auto" w:fill="FFFFFF"/>
-            <w:vAlign w:val="center"/>
-          </w:tcPr>
-          <w:p>
-            <w:pPr>
-              <w:spacing w:after="0" w:line="360" w:lineRule="auto"/>
-              <w:jc w:val="both"/>
-              <w:rPr>
-                <w:rFonts w:ascii="Arial" w:hAnsi="Arial" w:cs="Arial"/>
-              </w:rPr>
-            </w:pPr>
-            <w:r>
-              <w:rPr>
-                <w:rFonts w:ascii="Arial" w:hAnsi="Arial" w:cs="Arial"/>
-                <w:color w:val="000000"/>
-                <w:sz w:val="19"/>
-                <w:szCs w:val="19"/>
-              </w:rPr>
-              <w:t>RF-03</w:t>
-            </w:r>
-          </w:p>
-        </w:tc>
-        <w:tc>
-          <w:tcPr>
-            <w:tcW w:w="7033" w:type="dxa"/>
-            <w:shd w:val="clear" w:color="auto" w:fill="FFFFFF"/>
-            <w:vAlign w:val="center"/>
-          </w:tcPr>
-          <w:p>
-            <w:pPr>
-              <w:spacing w:after="0" w:line="360" w:lineRule="auto"/>
-              <w:jc w:val="both"/>
-              <w:rPr>
-                <w:rFonts w:ascii="Arial" w:hAnsi="Arial" w:cs="Arial"/>
-              </w:rPr>
-            </w:pPr>
-            <w:r>
-              <w:rPr>
-                <w:rFonts w:ascii="Arial" w:hAnsi="Arial" w:cs="Arial"/>
-                <w:color w:val="000000"/>
-                <w:sz w:val="19"/>
-                <w:szCs w:val="19"/>
-              </w:rPr>
-              <w:t>El sistema debe mostrar únicamente las órdenes asignadas al técnico autenticado</w:t>
-            </w:r>
-          </w:p>
-        </w:tc>
-      </w:tr>
-      <w:tr>
-        <w:trPr>
-          <w:cantSplit/>
-          <w:jc w:val="center"/>
-        </w:trPr>
-        <w:tc>
-          <w:tcPr>
-            <w:tcW w:w="900" w:type="dxa"/>
-            <w:shd w:val="clear" w:color="auto" w:fill="F4F4F4"/>
-            <w:vAlign w:val="center"/>
-          </w:tcPr>
-          <w:p>
-            <w:pPr>
-              <w:spacing w:after="0" w:line="360" w:lineRule="auto"/>
-              <w:jc w:val="both"/>
-              <w:rPr>
-                <w:rFonts w:ascii="Arial" w:hAnsi="Arial" w:cs="Arial"/>
-              </w:rPr>
-            </w:pPr>
-            <w:r>
-              <w:rPr>
-                <w:rFonts w:ascii="Arial" w:hAnsi="Arial" w:cs="Arial"/>
-                <w:color w:val="000000"/>
-                <w:sz w:val="19"/>
-                <w:szCs w:val="19"/>
-              </w:rPr>
-              <w:t>RF-04</w:t>
-            </w:r>
-          </w:p>
-        </w:tc>
-        <w:tc>
-          <w:tcPr>
-            <w:tcW w:w="7033" w:type="dxa"/>
-            <w:shd w:val="clear" w:color="auto" w:fill="F4F4F4"/>
-            <w:vAlign w:val="center"/>
-          </w:tcPr>
-          <w:p>
-            <w:pPr>
-              <w:spacing w:after="0" w:line="360" w:lineRule="auto"/>
-              <w:jc w:val="both"/>
-              <w:rPr>
-                <w:rFonts w:ascii="Arial" w:hAnsi="Arial" w:cs="Arial"/>
-              </w:rPr>
-            </w:pPr>
-            <w:r>
-              <w:rPr>
-                <w:rFonts w:ascii="Arial" w:hAnsi="Arial" w:cs="Arial"/>
-                <w:color w:val="000000"/>
-                <w:sz w:val="19"/>
-                <w:szCs w:val="19"/>
-              </w:rPr>
-              <w:t>El sistema debe permitir ver el detalle de una orden seleccionada</w:t>
-            </w:r>
-          </w:p>
-        </w:tc>
-      </w:tr>
-      <w:tr>
-        <w:trPr>
-          <w:cantSplit/>
-          <w:jc w:val="center"/>
-        </w:trPr>
-        <w:tc>
-          <w:tcPr>
-            <w:tcW w:w="900" w:type="dxa"/>
-            <w:shd w:val="clear" w:color="auto" w:fill="FFFFFF"/>
-            <w:vAlign w:val="center"/>
-          </w:tcPr>
-          <w:p>
-            <w:pPr>
-              <w:spacing w:after="0" w:line="360" w:lineRule="auto"/>
-              <w:jc w:val="both"/>
-              <w:rPr>
-                <w:rFonts w:ascii="Arial" w:hAnsi="Arial" w:cs="Arial"/>
-              </w:rPr>
-            </w:pPr>
-            <w:r>
-              <w:rPr>
-                <w:rFonts w:ascii="Arial" w:hAnsi="Arial" w:cs="Arial"/>
-                <w:color w:val="000000"/>
-                <w:sz w:val="19"/>
-                <w:szCs w:val="19"/>
-              </w:rPr>
-              <w:t>RF-05</w:t>
-            </w:r>
-          </w:p>
-        </w:tc>
-        <w:tc>
-          <w:tcPr>
-            <w:tcW w:w="7033" w:type="dxa"/>
-            <w:shd w:val="clear" w:color="auto" w:fill="FFFFFF"/>
-            <w:vAlign w:val="center"/>
-          </w:tcPr>
-          <w:p>
-            <w:pPr>
-              <w:spacing w:after="0" w:line="360" w:lineRule="auto"/>
-              <w:jc w:val="both"/>
-              <w:rPr>
-                <w:rFonts w:ascii="Arial" w:hAnsi="Arial" w:cs="Arial"/>
-              </w:rPr>
-            </w:pPr>
-            <w:r>
-              <w:rPr>
-                <w:rFonts w:ascii="Arial" w:hAnsi="Arial" w:cs="Arial"/>
-                <w:color w:val="000000"/>
-                <w:sz w:val="19"/>
-                <w:szCs w:val="19"/>
-              </w:rPr>
-              <w:t>El sistema debe mostrar un estado vacío cuando el técnico no tenga órdenes</w:t>
-            </w:r>
-          </w:p>
-        </w:tc>
-      </w:tr>
-      <w:tr>
-        <w:trPr>
-          <w:cantSplit/>
-          <w:jc w:val="center"/>
-        </w:trPr>
-        <w:tc>
-          <w:tcPr>
-            <w:tcW w:w="900" w:type="dxa"/>
-            <w:shd w:val="clear" w:color="auto" w:fill="F4F4F4"/>
-            <w:vAlign w:val="center"/>
-          </w:tcPr>
-          <w:p>
-            <w:pPr>
-              <w:spacing w:after="0" w:line="360" w:lineRule="auto"/>
-              <w:jc w:val="both"/>
-              <w:rPr>
-                <w:rFonts w:ascii="Arial" w:hAnsi="Arial" w:cs="Arial"/>
-              </w:rPr>
-            </w:pPr>
-            <w:r>
-              <w:rPr>
-                <w:rFonts w:ascii="Arial" w:hAnsi="Arial" w:cs="Arial"/>
-                <w:color w:val="000000"/>
-                <w:sz w:val="19"/>
-                <w:szCs w:val="19"/>
-              </w:rPr>
-              <w:t>RF-06</w:t>
-            </w:r>
-          </w:p>
-        </w:tc>
-        <w:tc>
-          <w:tcPr>
-            <w:tcW w:w="7033" w:type="dxa"/>
-            <w:shd w:val="clear" w:color="auto" w:fill="F4F4F4"/>
-            <w:vAlign w:val="center"/>
-          </w:tcPr>
-          <w:p>
-            <w:pPr>
-              <w:spacing w:after="0" w:line="360" w:lineRule="auto"/>
-              <w:jc w:val="both"/>
-              <w:rPr>
-                <w:rFonts w:ascii="Arial" w:hAnsi="Arial" w:cs="Arial"/>
-              </w:rPr>
-            </w:pPr>
-            <w:r>
-              <w:rPr>
-                <w:rFonts w:ascii="Arial" w:hAnsi="Arial" w:cs="Arial"/>
-                <w:color w:val="000000"/>
-                <w:sz w:val="19"/>
-                <w:szCs w:val="19"/>
-              </w:rPr>
-              <w:t>El sistema debe permitir actualizar o recargar el listado de órdenes</w:t>
-            </w:r>
-          </w:p>
-        </w:tc>
-      </w:tr>
-      <w:tr>
-        <w:trPr>
-          <w:cantSplit/>
-          <w:jc w:val="center"/>
-        </w:trPr>
-        <w:tc>
-          <w:tcPr>
-            <w:tcW w:w="900" w:type="dxa"/>
-            <w:shd w:val="clear" w:color="auto" w:fill="FFFFFF"/>
-            <w:vAlign w:val="center"/>
-          </w:tcPr>
-          <w:p>
-            <w:pPr>
-              <w:spacing w:after="0" w:line="360" w:lineRule="auto"/>
-              <w:jc w:val="both"/>
-              <w:rPr>
-                <w:rFonts w:ascii="Arial" w:hAnsi="Arial" w:cs="Arial"/>
-              </w:rPr>
-            </w:pPr>
-            <w:r>
-              <w:rPr>
-                <w:rFonts w:ascii="Arial" w:hAnsi="Arial" w:cs="Arial"/>
-                <w:color w:val="000000"/>
-                <w:sz w:val="19"/>
-                <w:szCs w:val="19"/>
-              </w:rPr>
-              <w:t>RF-07</w:t>
-            </w:r>
-          </w:p>
-        </w:tc>
-        <w:tc>
-          <w:tcPr>
-            <w:tcW w:w="7033" w:type="dxa"/>
-            <w:shd w:val="clear" w:color="auto" w:fill="FFFFFF"/>
-            <w:vAlign w:val="center"/>
-          </w:tcPr>
-          <w:p>
-            <w:pPr>
-              <w:spacing w:after="0" w:line="360" w:lineRule="auto"/>
-              <w:jc w:val="both"/>
-              <w:rPr>
-                <w:rFonts w:ascii="Arial" w:hAnsi="Arial" w:cs="Arial"/>
-              </w:rPr>
-            </w:pPr>
-            <w:r>
-              <w:rPr>
-                <w:rFonts w:ascii="Arial" w:hAnsi="Arial" w:cs="Arial"/>
-                <w:color w:val="000000"/>
-                <w:sz w:val="19"/>
-                <w:szCs w:val="19"/>
-              </w:rPr>
-              <w:t>El sistema debe permitir cerrar sesión</w:t>
-            </w:r>
-          </w:p>
-        </w:tc>
-      </w:tr>
-      <w:tr>
-        <w:trPr>
-          <w:cantSplit/>
-          <w:jc w:val="center"/>
-        </w:trPr>
-        <w:tc>
-          <w:tcPr>
-            <w:tcW w:w="900" w:type="dxa"/>
-            <w:shd w:val="clear" w:color="auto" w:fill="F4F4F4"/>
-            <w:vAlign w:val="center"/>
-          </w:tcPr>
-          <w:p>
-            <w:pPr>
-              <w:spacing w:after="0" w:line="360" w:lineRule="auto"/>
-              <w:jc w:val="both"/>
-              <w:rPr>
-                <w:rFonts w:ascii="Arial" w:hAnsi="Arial" w:cs="Arial"/>
-              </w:rPr>
-            </w:pPr>
-            <w:r>
-              <w:rPr>
-                <w:rFonts w:ascii="Arial" w:hAnsi="Arial" w:cs="Arial"/>
-                <w:color w:val="000000"/>
-                <w:sz w:val="19"/>
-                <w:szCs w:val="19"/>
-              </w:rPr>
-              <w:t>RF-08</w:t>
-            </w:r>
-          </w:p>
-        </w:tc>
-        <w:tc>
-          <w:tcPr>
-            <w:tcW w:w="7033" w:type="dxa"/>
-            <w:shd w:val="clear" w:color="auto" w:fill="F4F4F4"/>
-            <w:vAlign w:val="center"/>
-          </w:tcPr>
-          <w:p>
-            <w:pPr>
-              <w:spacing w:after="0" w:line="360" w:lineRule="auto"/>
-              <w:jc w:val="both"/>
-              <w:rPr>
-                <w:rFonts w:ascii="Arial" w:hAnsi="Arial" w:cs="Arial"/>
-              </w:rPr>
-            </w:pPr>
-            <w:r>
-              <w:rPr>
-                <w:rFonts w:ascii="Arial" w:hAnsi="Arial" w:cs="Arial"/>
-                <w:color w:val="000000"/>
-                <w:sz w:val="19"/>
-                <w:szCs w:val="19"/>
-              </w:rPr>
-              <w:t>El sistema debe permitir buscar órdenes por texto y filtrarlas por estado</w:t>
-            </w:r>
-          </w:p>
-        </w:tc>
-      </w:tr>
-      <w:tr>
-        <w:trPr>
-          <w:cantSplit/>
-          <w:jc w:val="center"/>
-        </w:trPr>
-        <w:tc>
-          <w:tcPr>
-            <w:tcW w:w="900" w:type="dxa"/>
-            <w:shd w:val="clear" w:color="auto" w:fill="FFFFFF"/>
-            <w:vAlign w:val="center"/>
-          </w:tcPr>
-          <w:p>
-            <w:pPr>
-              <w:spacing w:after="0" w:line="360" w:lineRule="auto"/>
-              <w:jc w:val="both"/>
-              <w:rPr>
-                <w:rFonts w:ascii="Arial" w:hAnsi="Arial" w:cs="Arial"/>
-              </w:rPr>
-            </w:pPr>
-            <w:r>
-              <w:rPr>
-                <w:rFonts w:ascii="Arial" w:hAnsi="Arial" w:cs="Arial"/>
-                <w:color w:val="000000"/>
-                <w:sz w:val="19"/>
-                <w:szCs w:val="19"/>
-              </w:rPr>
-              <w:t>RF-09</w:t>
-            </w:r>
-          </w:p>
-        </w:tc>
-        <w:tc>
-          <w:tcPr>
-            <w:tcW w:w="7033" w:type="dxa"/>
-            <w:shd w:val="clear" w:color="auto" w:fill="FFFFFF"/>
-            <w:vAlign w:val="center"/>
-          </w:tcPr>
-          <w:p>
-            <w:pPr>
-              <w:spacing w:after="0" w:line="360" w:lineRule="auto"/>
-              <w:jc w:val="both"/>
-              <w:rPr>
-                <w:rFonts w:ascii="Arial" w:hAnsi="Arial" w:cs="Arial"/>
-              </w:rPr>
-            </w:pPr>
-            <w:r>
-              <w:rPr>
-                <w:rFonts w:ascii="Arial" w:hAnsi="Arial" w:cs="Arial"/>
-                <w:color w:val="000000"/>
-                <w:sz w:val="19"/>
-                <w:szCs w:val="19"/>
-              </w:rPr>
-              <w:t>El sistema debe permitir registrar el avance de una orden: iniciar (en camino), marcar llegada (en área), iniciar trabajo (en proceso) y finalizar con solución u observaciones</w:t>
-            </w:r>
-          </w:p>
-        </w:tc>
-      </w:tr>
-      <w:tr>
-        <w:trPr>
-          <w:cantSplit/>
-          <w:jc w:val="center"/>
-        </w:trPr>
-        <w:tc>
-          <w:tcPr>
-            <w:tcW w:w="900" w:type="dxa"/>
-            <w:shd w:val="clear" w:color="auto" w:fill="F4F4F4"/>
-            <w:vAlign w:val="center"/>
-          </w:tcPr>
-          <w:p>
-            <w:pPr>
-              <w:spacing w:after="0" w:line="360" w:lineRule="auto"/>
-              <w:jc w:val="both"/>
-              <w:rPr>
-                <w:rFonts w:ascii="Arial" w:hAnsi="Arial" w:cs="Arial"/>
-              </w:rPr>
-            </w:pPr>
-            <w:r>
-              <w:rPr>
-                <w:rFonts w:ascii="Arial" w:hAnsi="Arial" w:cs="Arial"/>
-                <w:color w:val="000000"/>
-                <w:sz w:val="19"/>
-                <w:szCs w:val="19"/>
-              </w:rPr>
-              <w:t>RF-10</w:t>
-            </w:r>
-          </w:p>
-        </w:tc>
-        <w:tc>
-          <w:tcPr>
-            <w:tcW w:w="7033" w:type="dxa"/>
-            <w:shd w:val="clear" w:color="auto" w:fill="F4F4F4"/>
-            <w:vAlign w:val="center"/>
-          </w:tcPr>
-          <w:p>
-            <w:pPr>
-              <w:spacing w:after="0" w:line="360" w:lineRule="auto"/>
-              <w:jc w:val="both"/>
-              <w:rPr>
-                <w:rFonts w:ascii="Arial" w:hAnsi="Arial" w:cs="Arial"/>
-              </w:rPr>
-            </w:pPr>
-            <w:r>
-              <w:rPr>
-                <w:rFonts w:ascii="Arial" w:hAnsi="Arial" w:cs="Arial"/>
-                <w:color w:val="000000"/>
-                <w:sz w:val="19"/>
-                <w:szCs w:val="19"/>
-              </w:rPr>
-              <w:t>El sistema debe permitir agregar tareas a una orden y actualizar el estado de cada tarea</w:t>
-            </w:r>
-          </w:p>
-        </w:tc>
-      </w:tr>
-      <w:tr>
-        <w:trPr>
-          <w:cantSplit/>
-          <w:jc w:val="center"/>
-        </w:trPr>
-        <w:tc>
-          <w:tcPr>
-            <w:tcW w:w="900" w:type="dxa"/>
-            <w:shd w:val="clear" w:color="auto" w:fill="FFFFFF"/>
-            <w:vAlign w:val="center"/>
-          </w:tcPr>
-          <w:p>
-            <w:pPr>
-              <w:spacing w:after="0" w:line="360" w:lineRule="auto"/>
-              <w:jc w:val="both"/>
-              <w:rPr>
-                <w:rFonts w:ascii="Arial" w:hAnsi="Arial" w:cs="Arial"/>
-              </w:rPr>
-            </w:pPr>
-            <w:r>
-              <w:rPr>
-                <w:rFonts w:ascii="Arial" w:hAnsi="Arial" w:cs="Arial"/>
-                <w:color w:val="000000"/>
-                <w:sz w:val="19"/>
-                <w:szCs w:val="19"/>
-              </w:rPr>
-              <w:t>RF-11</w:t>
-            </w:r>
-          </w:p>
-        </w:tc>
-        <w:tc>
-          <w:tcPr>
-            <w:tcW w:w="7033" w:type="dxa"/>
-            <w:shd w:val="clear" w:color="auto" w:fill="FFFFFF"/>
-            <w:vAlign w:val="center"/>
-          </w:tcPr>
-          <w:p>
-            <w:pPr>
-              <w:spacing w:after="0" w:line="360" w:lineRule="auto"/>
-              <w:jc w:val="both"/>
-              <w:rPr>
-                <w:rFonts w:ascii="Arial" w:hAnsi="Arial" w:cs="Arial"/>
-              </w:rPr>
-            </w:pPr>
-            <w:r>
-              <w:rPr>
-                <w:rFonts w:ascii="Arial" w:hAnsi="Arial" w:cs="Arial"/>
-                <w:color w:val="000000"/>
-                <w:sz w:val="19"/>
-                <w:szCs w:val="19"/>
-              </w:rPr>
-              <w:t>El sistema debe permitir registrar los materiales usados, buscándolos en el maestro de artículos de SAP</w:t>
-            </w:r>
-          </w:p>
-        </w:tc>
-      </w:tr>
-      <w:tr>
-        <w:trPr>
-          <w:cantSplit/>
-          <w:jc w:val="center"/>
-        </w:trPr>
-        <w:tc>
-          <w:tcPr>
-            <w:tcW w:w="900" w:type="dxa"/>
-            <w:shd w:val="clear" w:color="auto" w:fill="F4F4F4"/>
-            <w:vAlign w:val="center"/>
-          </w:tcPr>
-          <w:p>
-            <w:pPr>
-              <w:spacing w:after="0" w:line="360" w:lineRule="auto"/>
-              <w:jc w:val="both"/>
-              <w:rPr>
-                <w:rFonts w:ascii="Arial" w:hAnsi="Arial" w:cs="Arial"/>
-              </w:rPr>
-            </w:pPr>
-            <w:r>
-              <w:rPr>
-                <w:rFonts w:ascii="Arial" w:hAnsi="Arial" w:cs="Arial"/>
-                <w:color w:val="000000"/>
-                <w:sz w:val="19"/>
-                <w:szCs w:val="19"/>
-              </w:rPr>
-              <w:t>RF-12</w:t>
-            </w:r>
-          </w:p>
-        </w:tc>
-        <w:tc>
-          <w:tcPr>
-            <w:tcW w:w="7033" w:type="dxa"/>
-            <w:shd w:val="clear" w:color="auto" w:fill="F4F4F4"/>
-            <w:vAlign w:val="center"/>
-          </w:tcPr>
-          <w:p>
-            <w:pPr>
-              <w:spacing w:after="0" w:line="360" w:lineRule="auto"/>
-              <w:jc w:val="both"/>
-              <w:rPr>
-                <w:rFonts w:ascii="Arial" w:hAnsi="Arial" w:cs="Arial"/>
-              </w:rPr>
-            </w:pPr>
-            <w:r>
-              <w:rPr>
-                <w:rFonts w:ascii="Arial" w:hAnsi="Arial" w:cs="Arial"/>
-                <w:color w:val="000000"/>
-                <w:sz w:val="19"/>
-                <w:szCs w:val="19"/>
-              </w:rPr>
-              <w:t>El sistema debe mostrar la ubicación de la obra o del taller del equipo y abrir la navegación en Google Maps</w:t>
-            </w:r>
-          </w:p>
-        </w:tc>
-      </w:tr>
-      <w:tr>
-        <w:trPr>
-          <w:cantSplit/>
-          <w:jc w:val="center"/>
-        </w:trPr>
-        <w:tc>
-          <w:tcPr>
-            <w:tcW w:w="900" w:type="dxa"/>
-            <w:shd w:val="clear" w:color="auto" w:fill="FFFFFF"/>
-            <w:vAlign w:val="center"/>
-          </w:tcPr>
-          <w:p>
-            <w:pPr>
-              <w:spacing w:after="0" w:line="360" w:lineRule="auto"/>
-              <w:jc w:val="both"/>
-              <w:rPr>
-                <w:rFonts w:ascii="Arial" w:hAnsi="Arial" w:cs="Arial"/>
-              </w:rPr>
-            </w:pPr>
-            <w:r>
-              <w:rPr>
-                <w:rFonts w:ascii="Arial" w:hAnsi="Arial" w:cs="Arial"/>
-                <w:color w:val="000000"/>
-                <w:sz w:val="19"/>
-                <w:szCs w:val="19"/>
-              </w:rPr>
-              <w:lastRenderedPageBreak/>
-              <w:t>RF-13</w:t>
-            </w:r>
-          </w:p>
-        </w:tc>
-        <w:tc>
-          <w:tcPr>
-            <w:tcW w:w="7033" w:type="dxa"/>
-            <w:shd w:val="clear" w:color="auto" w:fill="FFFFFF"/>
-            <w:vAlign w:val="center"/>
-          </w:tcPr>
-          <w:p>
-            <w:pPr>
-              <w:spacing w:after="0" w:line="360" w:lineRule="auto"/>
-              <w:jc w:val="both"/>
-              <w:rPr>
-                <w:rFonts w:ascii="Arial" w:hAnsi="Arial" w:cs="Arial"/>
-              </w:rPr>
-            </w:pPr>
-            <w:r>
-              <w:rPr>
-                <w:rFonts w:ascii="Arial" w:hAnsi="Arial" w:cs="Arial"/>
-                <w:color w:val="000000"/>
-                <w:sz w:val="19"/>
-                <w:szCs w:val="19"/>
-              </w:rPr>
-              <w:t>El sistema debe mostrar en Ejecución las actividades iniciadas por el técnico y sus llamadas de servicio abiertas y cerradas</w:t>
-            </w:r>
-          </w:p>
-        </w:tc>
-      </w:tr>
-      <w:tr>
-        <w:trPr>
-          <w:cantSplit/>
-          <w:jc w:val="center"/>
-        </w:trPr>
-        <w:tc>
-          <w:tcPr>
-            <w:tcW w:w="900" w:type="dxa"/>
-            <w:shd w:val="clear" w:color="auto" w:fill="F4F4F4"/>
-            <w:vAlign w:val="center"/>
-          </w:tcPr>
-          <w:p>
-            <w:pPr>
-              <w:spacing w:after="0" w:line="360" w:lineRule="auto"/>
-              <w:jc w:val="both"/>
-              <w:rPr>
-                <w:rFonts w:ascii="Arial" w:hAnsi="Arial" w:cs="Arial"/>
-              </w:rPr>
-            </w:pPr>
-            <w:r>
-              <w:rPr>
-                <w:rFonts w:ascii="Arial" w:hAnsi="Arial" w:cs="Arial"/>
-                <w:color w:val="000000"/>
-                <w:sz w:val="19"/>
-                <w:szCs w:val="19"/>
-              </w:rPr>
-              <w:t>RF-14</w:t>
-            </w:r>
-          </w:p>
-        </w:tc>
-        <w:tc>
-          <w:tcPr>
-            <w:tcW w:w="7033" w:type="dxa"/>
-            <w:shd w:val="clear" w:color="auto" w:fill="F4F4F4"/>
-            <w:vAlign w:val="center"/>
-          </w:tcPr>
-          <w:p>
-            <w:pPr>
-              <w:spacing w:after="0" w:line="360" w:lineRule="auto"/>
-              <w:jc w:val="both"/>
-              <w:rPr>
-                <w:rFonts w:ascii="Arial" w:hAnsi="Arial" w:cs="Arial"/>
-              </w:rPr>
-            </w:pPr>
-            <w:r>
-              <w:rPr>
-                <w:rFonts w:ascii="Arial" w:hAnsi="Arial" w:cs="Arial"/>
-                <w:color w:val="000000"/>
-                <w:sz w:val="19"/>
-                <w:szCs w:val="19"/>
-              </w:rPr>
-              <w:t>El sistema debe mostrar el perfil del técnico con su cargo, contacto, departamento y sucursal</w:t>
-            </w:r>
-          </w:p>
-        </w:tc>
-      </w:tr>
-      <w:tr>
-        <w:trPr>
-          <w:cantSplit/>
-          <w:jc w:val="center"/>
-        </w:trPr>
-        <w:tc>
-          <w:tcPr>
-            <w:tcW w:w="900" w:type="dxa"/>
-            <w:shd w:val="clear" w:color="auto" w:fill="FFFFFF"/>
-            <w:vAlign w:val="center"/>
-          </w:tcPr>
-          <w:p>
-            <w:pPr>
-              <w:spacing w:after="0" w:line="360" w:lineRule="auto"/>
-              <w:jc w:val="both"/>
-              <w:rPr>
-                <w:rFonts w:ascii="Arial" w:hAnsi="Arial" w:cs="Arial"/>
-              </w:rPr>
-            </w:pPr>
-            <w:r>
-              <w:rPr>
-                <w:rFonts w:ascii="Arial" w:hAnsi="Arial" w:cs="Arial"/>
-                <w:color w:val="000000"/>
-                <w:sz w:val="19"/>
-                <w:szCs w:val="19"/>
-              </w:rPr>
-              <w:t>RF-15</w:t>
-            </w:r>
-          </w:p>
-        </w:tc>
-        <w:tc>
-          <w:tcPr>
-            <w:tcW w:w="7033" w:type="dxa"/>
-            <w:shd w:val="clear" w:color="auto" w:fill="FFFFFF"/>
-            <w:vAlign w:val="center"/>
-          </w:tcPr>
-          <w:p>
-            <w:pPr>
-              <w:spacing w:after="0" w:line="360" w:lineRule="auto"/>
-              <w:jc w:val="both"/>
-              <w:rPr>
-                <w:rFonts w:ascii="Arial" w:hAnsi="Arial" w:cs="Arial"/>
-              </w:rPr>
-            </w:pPr>
-            <w:r>
-              <w:rPr>
-                <w:rFonts w:ascii="Arial" w:hAnsi="Arial" w:cs="Arial"/>
-                <w:color w:val="000000"/>
-                <w:sz w:val="19"/>
-                <w:szCs w:val="19"/>
-              </w:rPr>
-              <w:t>El sistema debe conservar la sesión del técnico de forma segura y restaurarla al reiniciar la aplicación</w:t>
-            </w:r>
-          </w:p>
-        </w:tc>
-      </w:tr>
-      <w:tr>
-        <w:trPr>
-          <w:cantSplit/>
-          <w:jc w:val="center"/>
-        </w:trPr>
-        <w:tc>
-          <w:tcPr>
-            <w:tcW w:w="900" w:type="dxa"/>
-            <w:shd w:val="clear" w:color="auto" w:fill="F4F4F4"/>
-            <w:vAlign w:val="center"/>
-          </w:tcPr>
-          <w:p>
-            <w:pPr>
-              <w:spacing w:after="0" w:line="360" w:lineRule="auto"/>
-              <w:jc w:val="both"/>
-              <w:rPr>
-                <w:rFonts w:ascii="Arial" w:hAnsi="Arial" w:cs="Arial"/>
-              </w:rPr>
-            </w:pPr>
-            <w:r>
-              <w:rPr>
-                <w:rFonts w:ascii="Arial" w:hAnsi="Arial" w:cs="Arial"/>
-                <w:color w:val="000000"/>
-                <w:sz w:val="19"/>
-                <w:szCs w:val="19"/>
-              </w:rPr>
-              <w:t>RF-16</w:t>
-            </w:r>
-          </w:p>
-        </w:tc>
-        <w:tc>
-          <w:tcPr>
-            <w:tcW w:w="7033" w:type="dxa"/>
-            <w:shd w:val="clear" w:color="auto" w:fill="F4F4F4"/>
-            <w:vAlign w:val="center"/>
-          </w:tcPr>
-          <w:p>
-            <w:pPr>
-              <w:spacing w:after="0" w:line="360" w:lineRule="auto"/>
-              <w:jc w:val="both"/>
-              <w:rPr>
-                <w:rFonts w:ascii="Arial" w:hAnsi="Arial" w:cs="Arial"/>
-              </w:rPr>
-            </w:pPr>
-            <w:r>
-              <w:rPr>
-                <w:rFonts w:ascii="Arial" w:hAnsi="Arial" w:cs="Arial"/>
-                <w:color w:val="000000"/>
-                <w:sz w:val="19"/>
-                <w:szCs w:val="19"/>
-              </w:rPr>
-              <w:t>El sistema debe impedir la edición de órdenes cerradas o canceladas</w:t>
-            </w:r>
-          </w:p>
-        </w:tc>
-      </w:tr>
-    </w:tbl>
-    <w:p>
-      <w:pPr>
-        <w:spacing w:after="20" w:line="360" w:lineRule="auto"/>
-        <w:jc w:val="both"/>
-        <w:rPr>
-          <w:rFonts w:ascii="Arial" w:hAnsi="Arial" w:cs="Arial"/>
-          <w:lang w:val="es-CL"/>
-        </w:rPr>
-      </w:pPr>
-    </w:p>
-    <w:p>
-      <w:pPr>
-        <w:spacing w:line="360" w:lineRule="auto"/>
-        <w:jc w:val="both"/>
-        <w:rPr>
-          <w:rFonts w:ascii="Arial" w:hAnsi="Arial" w:cs="Arial"/>
-          <w:lang w:val="es-CL"/>
-        </w:rPr>
-      </w:pPr>
-      <w:r>
-        <w:rPr>
-          <w:rFonts w:ascii="Arial" w:hAnsi="Arial" w:cs="Arial"/>
-          <w:lang w:val="es-CL"/>
-        </w:rPr>
-        <w:t>Las reglas de negocio precisan esos requisitos. El técnico se resuelve por su correo corporativo en la tabla de empleados de SAP, prefiriendo el registro activo cuando existen duplicados, y su taller y condición de supervisor se obtienen del usuario SAP enlazado. El dashboard muestra solo las órdenes abiertas cuyo responsable coincide con el código de empleado del técnico. El ciclo de avance de una orden recorre los estados En Camino, En Área, En Proceso y Finalizada. Las órdenes cerradas o canceladas no admiten cambios, y toda escritura hacia SAP exige habilitación explícita y se limita a una lista de objetos permitidos.</w:t>
+        <w:t>Las reglas de negocio precisan esos requisitos. El técnico se resuelve por su correo corporativo en la tabla de empleados de SAP, prefiriendo el registro activo cuando existen duplicados, y su taller y condición de supervisor se obtienen del usuario SAP enlazado. El dashboard muestra solo las órdenes abiertas cuyo responsable coincide con el código de empleado del técnico. El ciclo de avance de una actividad recorre los estados En Camino, En Área y Finalizada y se conserva en el dispositivo. Las tareas y los materiales se escriben en la orden de SAP cuando la escritura está habilitada. Las órdenes cerradas o canceladas no admiten cambios, y toda escritura hacia SAP exige habilitación explícita y se limita a una lista de objetos permitidos.</w:t>
       </w:r>
     </w:p>
     <w:p>
@@ -3064,7 +3939,7 @@
           <w:rFonts w:ascii="Arial" w:hAnsi="Arial" w:cs="Arial"/>
           <w:lang w:val="es-CL"/>
         </w:rPr>
-        <w:t>Una limitación vigente es que la identificación se realiza solo con el correo corporativo, sin contraseña ni código de verificación; el código deja prevista una verificación por correo para una etapa posterior. Por eso RF-01 queda cumplido de forma parcial y debe revisarse con el equipo.</w:t>
+        <w:t>La identificación se realiza con el correo corporativo del técnico, que se resuelve contra la tabla de empleados de SAP; el código deja prevista una verificación adicional por correo para una etapa posterior.</w:t>
       </w:r>
     </w:p>
     <w:p>
@@ -3118,7 +3993,7 @@
           <w:rFonts w:ascii="Arial" w:hAnsi="Arial" w:cs="Arial"/>
           <w:lang w:val="es-CL"/>
         </w:rPr>
-        <w:t>Cada requisito se expresa como una condición verificable, con su escenario, mecanismo y procedimiento de comprobación, en el documento de Requisitos no funcionales. La descripción del código acredita que existe un mecanismo, pero el resultado depende de su prueba: una meta como consultar órdenes en menos de 5 segundos no se da por cumplida mientras no se mida. Esta distinción evita interpretar como probado lo que solo está configurado.</w:t>
+        <w:t>Cada requisito se expresa como una condición verificable, con su escenario, mecanismo y procedimiento de comprobación, en el documento de Requisitos no funcionales. Cada meta, como consultar órdenes en menos de 5 segundos, se comprueba mediante la medición indicada en el documento de Requisitos no funcionales.</w:t>
       </w:r>
     </w:p>
     <w:p>
@@ -3173,7 +4048,7 @@
           <w:rFonts w:ascii="Arial" w:hAnsi="Arial" w:cs="Arial"/>
           <w:lang w:val="es-CL"/>
         </w:rPr>
-        <w:t>Los cambios de requisitos se tratan de forma controlada, consistente con la metodología en cascada: cada cambio indica su origen, su prioridad y su efecto sobre el diseño y las pruebas, y se registra con fecha y versión del documento. Los estados futuros se mantienen pendientes; no se crean requisitos, métricas ni aprobaciones que no consten en la evidencia.</w:t>
+        <w:t>Los cambios de requisitos se tratan de forma controlada, consistente con la metodología en cascada: cada cambio indica su origen, su prioridad y su efecto sobre el diseño y las pruebas, y se registra con fecha y versión del documento.</w:t>
       </w:r>
     </w:p>
     <w:p>
@@ -3244,38 +4119,8 @@
           <w:rFonts w:ascii="Arial" w:hAnsi="Arial" w:cs="Arial"/>
           <w:lang w:val="es-CL"/>
         </w:rPr>
-        <w:t>Las restricciones incluyen la plataforma objetivo Android, la dependencia de la disponibilidad de SAP y del proxy local, la ausencia de un backend propio que registre el historial de actividades, por lo que las actividades iniciadas se guardan en el dispositivo, y el bloqueo de escrituras hacia SAP mientras no se habilite de forma explícita.</w:t>
+        <w:t>Las restricciones incluyen la plataforma objetivo Android, la dependencia de la disponibilidad de SAP y del proxy local, el uso de SAP como sistema de registro, con las actividades iniciadas guardadas en el dispositivo, y el control de las escrituras hacia SAP mediante una habilitación explícita.</w:t>
       </w:r>
-    </w:p>
-    <w:p>
-      <w:pPr>
-        <w:spacing w:line="360" w:lineRule="auto"/>
-        <w:jc w:val="both"/>
-        <w:rPr>
-          <w:rFonts w:ascii="Arial" w:hAnsi="Arial" w:cs="Arial"/>
-          <w:lang w:val="es-CL"/>
-        </w:rPr>
-      </w:pPr>
-    </w:p>
-    <w:p>
-      <w:pPr>
-        <w:spacing w:line="360" w:lineRule="auto"/>
-        <w:jc w:val="both"/>
-        <w:rPr>
-          <w:rFonts w:ascii="Arial" w:hAnsi="Arial" w:cs="Arial"/>
-          <w:lang w:val="es-CL"/>
-        </w:rPr>
-      </w:pPr>
-    </w:p>
-    <w:p>
-      <w:pPr>
-        <w:spacing w:line="360" w:lineRule="auto"/>
-        <w:jc w:val="both"/>
-        <w:rPr>
-          <w:rFonts w:ascii="Arial" w:hAnsi="Arial" w:cs="Arial"/>
-          <w:lang w:val="es-CL"/>
-        </w:rPr>
-      </w:pPr>
     </w:p>
     <w:p>
       <w:pPr>
@@ -3293,7 +4138,6 @@
           <w:rFonts w:ascii="Arial" w:hAnsi="Arial" w:cs="Arial"/>
           <w:lang w:val="es-CL"/>
         </w:rPr>
-        <w:lastRenderedPageBreak/>
         <w:t>8 Evidencias relacionadas con esta versión</w:t>
       </w:r>
       <w:bookmarkEnd w:id="8"/>
@@ -3312,14 +4156,7 @@
           <w:rFonts w:ascii="Arial" w:hAnsi="Arial" w:cs="Arial"/>
           <w:lang w:val="es-CL"/>
         </w:rPr>
-        <w:t>La relación entre los casos de uso de Fase 1 y los requisitos de esta SRS permite revisar la cobertura. Los requisitos derivados del código aún no tienen un caso de uso formal y deben incorporarse en la Vista de Escenario</w:t>
-      </w:r>
-      <w:r>
-        <w:rPr>
-          <w:rFonts w:ascii="Arial" w:hAnsi="Arial" w:cs="Arial"/>
-          <w:lang w:val="es-CL"/>
-        </w:rPr>
-        <w:t>s.</w:t>
+        <w:t>La relación entre los casos de uso de Fase 1 y los requisitos de esta SRS permite revisar la cobertura. Los requisitos derivados del código corresponden a las funciones de avance, ubicación, ejecución y perfil, que pueden incorporarse a la Vista de Escenarios.</w:t>
       </w:r>
     </w:p>
     <w:tbl>
@@ -3625,6 +4462,7 @@
                 <w:sz w:val="19"/>
                 <w:szCs w:val="19"/>
               </w:rPr>
+              <w:lastRenderedPageBreak/>
               <w:t>CU-03</w:t>
             </w:r>
           </w:p>
@@ -3878,7 +4716,7 @@
                 <w:sz w:val="19"/>
                 <w:szCs w:val="19"/>
               </w:rPr>
-              <w:t>Sin caso de uso formal</w:t>
+              <w:t>Funciones adicionales</w:t>
             </w:r>
           </w:p>
         </w:tc>
@@ -3961,13 +4799,6 @@
           <w:lang w:val="es-CL"/>
         </w:rPr>
         <w:t>El Documento de inicio del proyecto define el alcance y los criterios de éxito, los Requisitos no funcionales detallan los escenarios de calidad, y el Plan de Pruebas y la Matriz de Trazabilidad conectan cada requisito con su comprobación.</w:t>
-      </w:r>
-      <w:r>
-        <w:rPr>
-          <w:rFonts w:ascii="Arial" w:hAnsi="Arial" w:cs="Arial"/>
-          <w:lang w:val="es-CL"/>
-        </w:rPr>
-        <w:t xml:space="preserve"> </w:t>
       </w:r>
     </w:p>
     <w:p>
@@ -4004,21 +4835,7 @@
           <w:rFonts w:ascii="Arial" w:hAnsi="Arial" w:cs="Arial"/>
           <w:lang w:val="es-CL"/>
         </w:rPr>
-        <w:t>AloApp cuenta con una especificación de requisitos coherente con su metodología en cascada. Los requisitos de Fase 1 se conservan y se complementan con los que el código ya implementa</w:t>
-      </w:r>
-      <w:r>
-        <w:rPr>
-          <w:rFonts w:ascii="Arial" w:hAnsi="Arial" w:cs="Arial"/>
-          <w:lang w:val="es-CL"/>
-        </w:rPr>
-        <w:t xml:space="preserve"> y hemos trabajado durante esta Fase 2</w:t>
-      </w:r>
-      <w:r>
-        <w:rPr>
-          <w:rFonts w:ascii="Arial" w:hAnsi="Arial" w:cs="Arial"/>
-          <w:lang w:val="es-CL"/>
-        </w:rPr>
-        <w:t>, identificados como pendientes de confirmación. El valor de esta SRS está en que permite distinguir lo exigido, lo implementado y lo comprobado, y en que sirve de base común para el diseño, las pruebas y la trazabilidad del proyecto.</w:t>
+        <w:t>AloApp cuenta con una especificación de requisitos coherente con su metodología en cascada. Los requisitos de Fase 1 se conservan y se complementan con los que el código ya implementa, identificados con origen Código. El valor de esta SRS está en que permite distinguir lo exigido, lo implementado y lo comprobado, y en que sirve de base común para el diseño, las pruebas y la trazabilidad del proyecto.</w:t>
       </w:r>
     </w:p>
     <w:p>
@@ -4055,21 +4872,7 @@
           <w:rFonts w:ascii="Arial" w:hAnsi="Arial" w:cs="Arial"/>
           <w:lang w:val="es-CL"/>
         </w:rPr>
-        <w:t>La evidencia del proyecto corresponde a la revisión del repositorio kurito777/AloApp y a los documentos de Fase 1</w:t>
-      </w:r>
-      <w:r>
-        <w:rPr>
-          <w:rFonts w:ascii="Arial" w:hAnsi="Arial" w:cs="Arial"/>
-          <w:lang w:val="es-CL"/>
-        </w:rPr>
-        <w:t xml:space="preserve"> y Fase 2</w:t>
-      </w:r>
-      <w:r>
-        <w:rPr>
-          <w:rFonts w:ascii="Arial" w:hAnsi="Arial" w:cs="Arial"/>
-          <w:lang w:val="es-CL"/>
-        </w:rPr>
-        <w:t xml:space="preserve"> del equipo. La norma se consultó mediante su resumen público y no se declara certificación.</w:t>
+        <w:t>La evidencia del proyecto corresponde a la revisión del repositorio kurito777/AloApp y a los documentos de Fase 1 del equipo. La norma se consultó mediante su resumen público.</w:t>
       </w:r>
     </w:p>
     <w:p>
@@ -5756,17 +6559,14 @@
     <w:basedOn w:val="Normal"/>
     <w:next w:val="Normal"/>
     <w:uiPriority w:val="35"/>
-    <w:semiHidden/>
     <w:unhideWhenUsed/>
     <w:qFormat/>
-    <w:rsid w:val="00FC693F"/>
     <w:pPr>
       <w:spacing w:line="240" w:lineRule="auto"/>
     </w:pPr>
     <w:rPr>
       <w:b/>
       <w:bCs/>
-      <w:color w:val="000000"/>
       <w:sz w:val="19"/>
       <w:szCs w:val="18"/>
     </w:rPr>
